--- a/9-交付管理/流程制度规范类文件/ZHRC-09-01-运维交付管理制度.docx
+++ b/9-交付管理/流程制度规范类文件/ZHRC-09-01-运维交付管理制度.docx
@@ -21,6 +21,7 @@
         <w:spacing w:before="3121" w:beforeLines="1000"/>
         <w:textAlignment w:val="baseline"/>
       </w:pPr>
+      <w:bookmarkStart w:id="2" w:name="_GoBack"/>
       <w:bookmarkStart w:id="0" w:name="_Toc260"/>
       <w:r>
         <w:rPr>
@@ -264,6 +265,7 @@
               <w:kinsoku w:val="0"/>
               <w:wordWrap/>
               <w:overflowPunct/>
+              <w:topLinePunct w:val="0"/>
               <w:autoSpaceDE w:val="0"/>
               <w:autoSpaceDN w:val="0"/>
               <w:bidi w:val="0"/>
@@ -318,6 +320,7 @@
               <w:kinsoku w:val="0"/>
               <w:wordWrap/>
               <w:overflowPunct/>
+              <w:topLinePunct w:val="0"/>
               <w:autoSpaceDE w:val="0"/>
               <w:autoSpaceDN w:val="0"/>
               <w:bidi w:val="0"/>
@@ -395,6 +398,7 @@
               <w:kinsoku w:val="0"/>
               <w:wordWrap/>
               <w:overflowPunct/>
+              <w:topLinePunct w:val="0"/>
               <w:autoSpaceDE w:val="0"/>
               <w:autoSpaceDN w:val="0"/>
               <w:bidi w:val="0"/>
@@ -484,6 +488,7 @@
               <w:kinsoku w:val="0"/>
               <w:wordWrap/>
               <w:overflowPunct/>
+              <w:topLinePunct w:val="0"/>
               <w:autoSpaceDE w:val="0"/>
               <w:autoSpaceDN w:val="0"/>
               <w:bidi w:val="0"/>
@@ -565,6 +570,7 @@
               <w:kinsoku w:val="0"/>
               <w:wordWrap/>
               <w:overflowPunct/>
+              <w:topLinePunct w:val="0"/>
               <w:autoSpaceDE w:val="0"/>
               <w:autoSpaceDN w:val="0"/>
               <w:bidi w:val="0"/>
@@ -650,6 +656,7 @@
               <w:kinsoku w:val="0"/>
               <w:wordWrap/>
               <w:overflowPunct/>
+              <w:topLinePunct w:val="0"/>
               <w:autoSpaceDE w:val="0"/>
               <w:autoSpaceDN w:val="0"/>
               <w:bidi w:val="0"/>
@@ -702,6 +709,7 @@
         <w:kinsoku w:val="0"/>
         <w:wordWrap/>
         <w:overflowPunct/>
+        <w:topLinePunct w:val="0"/>
         <w:autoSpaceDE w:val="0"/>
         <w:autoSpaceDN w:val="0"/>
         <w:bidi w:val="0"/>
@@ -722,6 +730,7 @@
         <w:kinsoku w:val="0"/>
         <w:wordWrap/>
         <w:overflowPunct/>
+        <w:topLinePunct w:val="0"/>
         <w:autoSpaceDE w:val="0"/>
         <w:autoSpaceDN w:val="0"/>
         <w:bidi w:val="0"/>
@@ -809,6 +818,7 @@
               <w:kinsoku w:val="0"/>
               <w:wordWrap/>
               <w:overflowPunct/>
+              <w:topLinePunct w:val="0"/>
               <w:autoSpaceDE w:val="0"/>
               <w:autoSpaceDN w:val="0"/>
               <w:bidi w:val="0"/>
@@ -848,6 +858,7 @@
               <w:kinsoku w:val="0"/>
               <w:wordWrap/>
               <w:overflowPunct/>
+              <w:topLinePunct w:val="0"/>
               <w:autoSpaceDE w:val="0"/>
               <w:autoSpaceDN w:val="0"/>
               <w:bidi w:val="0"/>
@@ -887,6 +898,7 @@
               <w:kinsoku w:val="0"/>
               <w:wordWrap/>
               <w:overflowPunct/>
+              <w:topLinePunct w:val="0"/>
               <w:autoSpaceDE w:val="0"/>
               <w:autoSpaceDN w:val="0"/>
               <w:bidi w:val="0"/>
@@ -926,6 +938,7 @@
               <w:kinsoku w:val="0"/>
               <w:wordWrap/>
               <w:overflowPunct/>
+              <w:topLinePunct w:val="0"/>
               <w:autoSpaceDE w:val="0"/>
               <w:autoSpaceDN w:val="0"/>
               <w:bidi w:val="0"/>
@@ -987,6 +1000,7 @@
               <w:kinsoku w:val="0"/>
               <w:wordWrap/>
               <w:overflowPunct/>
+              <w:topLinePunct w:val="0"/>
               <w:autoSpaceDE w:val="0"/>
               <w:autoSpaceDN w:val="0"/>
               <w:bidi w:val="0"/>
@@ -1060,6 +1074,7 @@
               <w:kinsoku w:val="0"/>
               <w:wordWrap/>
               <w:overflowPunct/>
+              <w:topLinePunct w:val="0"/>
               <w:autoSpaceDE w:val="0"/>
               <w:autoSpaceDN w:val="0"/>
               <w:bidi w:val="0"/>
@@ -1100,6 +1115,7 @@
               <w:kinsoku w:val="0"/>
               <w:wordWrap/>
               <w:overflowPunct/>
+              <w:topLinePunct w:val="0"/>
               <w:autoSpaceDE w:val="0"/>
               <w:autoSpaceDN w:val="0"/>
               <w:bidi w:val="0"/>
@@ -1139,6 +1155,7 @@
               <w:kinsoku w:val="0"/>
               <w:wordWrap/>
               <w:overflowPunct/>
+              <w:topLinePunct w:val="0"/>
               <w:autoSpaceDE w:val="0"/>
               <w:autoSpaceDN w:val="0"/>
               <w:bidi w:val="0"/>
@@ -1216,6 +1233,7 @@
               <w:kinsoku w:val="0"/>
               <w:wordWrap/>
               <w:overflowPunct/>
+              <w:topLinePunct w:val="0"/>
               <w:autoSpaceDE w:val="0"/>
               <w:autoSpaceDN w:val="0"/>
               <w:bidi w:val="0"/>
@@ -1241,6 +1259,7 @@
               <w:kinsoku w:val="0"/>
               <w:wordWrap/>
               <w:overflowPunct/>
+              <w:topLinePunct w:val="0"/>
               <w:autoSpaceDE w:val="0"/>
               <w:autoSpaceDN w:val="0"/>
               <w:bidi w:val="0"/>
@@ -1266,6 +1285,7 @@
               <w:kinsoku w:val="0"/>
               <w:wordWrap/>
               <w:overflowPunct/>
+              <w:topLinePunct w:val="0"/>
               <w:autoSpaceDE w:val="0"/>
               <w:autoSpaceDN w:val="0"/>
               <w:bidi w:val="0"/>
@@ -1291,6 +1311,7 @@
               <w:kinsoku w:val="0"/>
               <w:wordWrap/>
               <w:overflowPunct/>
+              <w:topLinePunct w:val="0"/>
               <w:autoSpaceDE w:val="0"/>
               <w:autoSpaceDN w:val="0"/>
               <w:bidi w:val="0"/>
@@ -1338,6 +1359,7 @@
               <w:kinsoku w:val="0"/>
               <w:wordWrap/>
               <w:overflowPunct/>
+              <w:topLinePunct w:val="0"/>
               <w:autoSpaceDE w:val="0"/>
               <w:autoSpaceDN w:val="0"/>
               <w:bidi w:val="0"/>
@@ -1363,6 +1385,7 @@
               <w:kinsoku w:val="0"/>
               <w:wordWrap/>
               <w:overflowPunct/>
+              <w:topLinePunct w:val="0"/>
               <w:autoSpaceDE w:val="0"/>
               <w:autoSpaceDN w:val="0"/>
               <w:bidi w:val="0"/>
@@ -1388,6 +1411,7 @@
               <w:kinsoku w:val="0"/>
               <w:wordWrap/>
               <w:overflowPunct/>
+              <w:topLinePunct w:val="0"/>
               <w:autoSpaceDE w:val="0"/>
               <w:autoSpaceDN w:val="0"/>
               <w:bidi w:val="0"/>
@@ -1413,6 +1437,7 @@
               <w:kinsoku w:val="0"/>
               <w:wordWrap/>
               <w:overflowPunct/>
+              <w:topLinePunct w:val="0"/>
               <w:autoSpaceDE w:val="0"/>
               <w:autoSpaceDN w:val="0"/>
               <w:bidi w:val="0"/>
@@ -1460,6 +1485,7 @@
               <w:kinsoku w:val="0"/>
               <w:wordWrap/>
               <w:overflowPunct/>
+              <w:topLinePunct w:val="0"/>
               <w:autoSpaceDE w:val="0"/>
               <w:autoSpaceDN w:val="0"/>
               <w:bidi w:val="0"/>
@@ -1485,6 +1511,7 @@
               <w:kinsoku w:val="0"/>
               <w:wordWrap/>
               <w:overflowPunct/>
+              <w:topLinePunct w:val="0"/>
               <w:autoSpaceDE w:val="0"/>
               <w:autoSpaceDN w:val="0"/>
               <w:bidi w:val="0"/>
@@ -1510,6 +1537,7 @@
               <w:kinsoku w:val="0"/>
               <w:wordWrap/>
               <w:overflowPunct/>
+              <w:topLinePunct w:val="0"/>
               <w:autoSpaceDE w:val="0"/>
               <w:autoSpaceDN w:val="0"/>
               <w:bidi w:val="0"/>
@@ -1535,6 +1563,7 @@
               <w:kinsoku w:val="0"/>
               <w:wordWrap/>
               <w:overflowPunct/>
+              <w:topLinePunct w:val="0"/>
               <w:autoSpaceDE w:val="0"/>
               <w:autoSpaceDN w:val="0"/>
               <w:bidi w:val="0"/>
@@ -1557,6 +1586,7 @@
         <w:kinsoku w:val="0"/>
         <w:wordWrap/>
         <w:overflowPunct/>
+        <w:topLinePunct w:val="0"/>
         <w:autoSpaceDE w:val="0"/>
         <w:autoSpaceDN w:val="0"/>
         <w:bidi w:val="0"/>
@@ -1606,6 +1636,7 @@
             <w:kinsoku w:val="0"/>
             <w:wordWrap/>
             <w:overflowPunct/>
+            <w:topLinePunct w:val="0"/>
             <w:autoSpaceDE w:val="0"/>
             <w:autoSpaceDN w:val="0"/>
             <w:bidi w:val="0"/>
@@ -1643,6 +1674,7 @@
             <w:kinsoku w:val="0"/>
             <w:wordWrap/>
             <w:overflowPunct/>
+            <w:topLinePunct w:val="0"/>
             <w:autoSpaceDE w:val="0"/>
             <w:autoSpaceDN w:val="0"/>
             <w:bidi w:val="0"/>
@@ -1744,6 +1776,7 @@
             <w:kinsoku w:val="0"/>
             <w:wordWrap/>
             <w:overflowPunct/>
+            <w:topLinePunct w:val="0"/>
             <w:autoSpaceDE w:val="0"/>
             <w:autoSpaceDN w:val="0"/>
             <w:bidi w:val="0"/>
@@ -1818,6 +1851,7 @@
             <w:kinsoku w:val="0"/>
             <w:wordWrap/>
             <w:overflowPunct/>
+            <w:topLinePunct w:val="0"/>
             <w:autoSpaceDE w:val="0"/>
             <w:autoSpaceDN w:val="0"/>
             <w:bidi w:val="0"/>
@@ -1898,6 +1932,7 @@
             <w:kinsoku w:val="0"/>
             <w:wordWrap/>
             <w:overflowPunct/>
+            <w:topLinePunct w:val="0"/>
             <w:autoSpaceDE w:val="0"/>
             <w:autoSpaceDN w:val="0"/>
             <w:bidi w:val="0"/>
@@ -1979,6 +2014,7 @@
             <w:kinsoku w:val="0"/>
             <w:wordWrap/>
             <w:overflowPunct/>
+            <w:topLinePunct w:val="0"/>
             <w:autoSpaceDE w:val="0"/>
             <w:autoSpaceDN w:val="0"/>
             <w:bidi w:val="0"/>
@@ -2060,6 +2096,7 @@
             <w:kinsoku w:val="0"/>
             <w:wordWrap/>
             <w:overflowPunct/>
+            <w:topLinePunct w:val="0"/>
             <w:autoSpaceDE w:val="0"/>
             <w:autoSpaceDN w:val="0"/>
             <w:bidi w:val="0"/>
@@ -2141,6 +2178,7 @@
             <w:kinsoku w:val="0"/>
             <w:wordWrap/>
             <w:overflowPunct/>
+            <w:topLinePunct w:val="0"/>
             <w:autoSpaceDE w:val="0"/>
             <w:autoSpaceDN w:val="0"/>
             <w:bidi w:val="0"/>
@@ -2222,6 +2260,7 @@
             <w:kinsoku w:val="0"/>
             <w:wordWrap/>
             <w:overflowPunct/>
+            <w:topLinePunct w:val="0"/>
             <w:autoSpaceDE w:val="0"/>
             <w:autoSpaceDN w:val="0"/>
             <w:bidi w:val="0"/>
@@ -2303,6 +2342,7 @@
             <w:kinsoku w:val="0"/>
             <w:wordWrap/>
             <w:overflowPunct/>
+            <w:topLinePunct w:val="0"/>
             <w:autoSpaceDE w:val="0"/>
             <w:autoSpaceDN w:val="0"/>
             <w:bidi w:val="0"/>
@@ -2383,6 +2423,7 @@
             <w:kinsoku w:val="0"/>
             <w:wordWrap/>
             <w:overflowPunct/>
+            <w:topLinePunct w:val="0"/>
             <w:autoSpaceDE w:val="0"/>
             <w:autoSpaceDN w:val="0"/>
             <w:bidi w:val="0"/>
@@ -2464,6 +2505,7 @@
             <w:kinsoku w:val="0"/>
             <w:wordWrap/>
             <w:overflowPunct/>
+            <w:topLinePunct w:val="0"/>
             <w:autoSpaceDE w:val="0"/>
             <w:autoSpaceDN w:val="0"/>
             <w:bidi w:val="0"/>
@@ -2545,6 +2587,7 @@
             <w:kinsoku w:val="0"/>
             <w:wordWrap/>
             <w:overflowPunct/>
+            <w:topLinePunct w:val="0"/>
             <w:autoSpaceDE w:val="0"/>
             <w:autoSpaceDN w:val="0"/>
             <w:bidi w:val="0"/>
@@ -2626,6 +2669,7 @@
             <w:kinsoku w:val="0"/>
             <w:wordWrap/>
             <w:overflowPunct/>
+            <w:topLinePunct w:val="0"/>
             <w:autoSpaceDE w:val="0"/>
             <w:autoSpaceDN w:val="0"/>
             <w:bidi w:val="0"/>
@@ -2703,6 +2747,7 @@
             <w:kinsoku w:val="0"/>
             <w:wordWrap/>
             <w:overflowPunct/>
+            <w:topLinePunct w:val="0"/>
             <w:autoSpaceDE w:val="0"/>
             <w:autoSpaceDN w:val="0"/>
             <w:bidi w:val="0"/>
@@ -2738,6 +2783,7 @@
         <w:kinsoku w:val="0"/>
         <w:wordWrap/>
         <w:overflowPunct/>
+        <w:topLinePunct w:val="0"/>
         <w:autoSpaceDE w:val="0"/>
         <w:autoSpaceDN w:val="0"/>
         <w:bidi w:val="0"/>
@@ -2770,7 +2816,20 @@
     <w:p>
       <w:pPr>
         <w:pStyle w:val="28"/>
-        <w:bidi w:val="0"/>
+        <w:keepNext w:val="0"/>
+        <w:keepLines w:val="0"/>
+        <w:pageBreakBefore w:val="0"/>
+        <w:widowControl w:val="0"/>
+        <w:kinsoku w:val="0"/>
+        <w:wordWrap/>
+        <w:overflowPunct/>
+        <w:topLinePunct w:val="0"/>
+        <w:autoSpaceDE w:val="0"/>
+        <w:autoSpaceDN w:val="0"/>
+        <w:bidi w:val="0"/>
+        <w:adjustRightInd w:val="0"/>
+        <w:snapToGrid w:val="0"/>
+        <w:textAlignment w:val="baseline"/>
         <w:rPr>
           <w:rFonts w:hint="default"/>
           <w:lang w:val="en-US" w:eastAsia="zh-CN"/>
@@ -2787,7 +2846,20 @@
     <w:p>
       <w:pPr>
         <w:pStyle w:val="30"/>
-        <w:bidi w:val="0"/>
+        <w:keepNext w:val="0"/>
+        <w:keepLines w:val="0"/>
+        <w:pageBreakBefore w:val="0"/>
+        <w:widowControl w:val="0"/>
+        <w:kinsoku w:val="0"/>
+        <w:wordWrap/>
+        <w:overflowPunct/>
+        <w:topLinePunct w:val="0"/>
+        <w:autoSpaceDE w:val="0"/>
+        <w:autoSpaceDN w:val="0"/>
+        <w:bidi w:val="0"/>
+        <w:adjustRightInd w:val="0"/>
+        <w:snapToGrid w:val="0"/>
+        <w:textAlignment w:val="baseline"/>
         <w:rPr>
           <w:rFonts w:hint="default"/>
           <w:lang w:val="en-US" w:eastAsia="zh-CN"/>
@@ -2804,6 +2876,20 @@
     <w:p>
       <w:pPr>
         <w:pStyle w:val="29"/>
+        <w:keepNext w:val="0"/>
+        <w:keepLines w:val="0"/>
+        <w:pageBreakBefore w:val="0"/>
+        <w:widowControl w:val="0"/>
+        <w:kinsoku w:val="0"/>
+        <w:wordWrap/>
+        <w:overflowPunct/>
+        <w:topLinePunct w:val="0"/>
+        <w:autoSpaceDE w:val="0"/>
+        <w:autoSpaceDN w:val="0"/>
+        <w:bidi w:val="0"/>
+        <w:adjustRightInd w:val="0"/>
+        <w:snapToGrid w:val="0"/>
+        <w:textAlignment w:val="baseline"/>
         <w:rPr>
           <w:rFonts w:hint="default"/>
           <w:lang w:val="en-US" w:eastAsia="zh-CN"/>
@@ -2820,7 +2906,20 @@
     <w:p>
       <w:pPr>
         <w:pStyle w:val="30"/>
-        <w:bidi w:val="0"/>
+        <w:keepNext w:val="0"/>
+        <w:keepLines w:val="0"/>
+        <w:pageBreakBefore w:val="0"/>
+        <w:widowControl w:val="0"/>
+        <w:kinsoku w:val="0"/>
+        <w:wordWrap/>
+        <w:overflowPunct/>
+        <w:topLinePunct w:val="0"/>
+        <w:autoSpaceDE w:val="0"/>
+        <w:autoSpaceDN w:val="0"/>
+        <w:bidi w:val="0"/>
+        <w:adjustRightInd w:val="0"/>
+        <w:snapToGrid w:val="0"/>
+        <w:textAlignment w:val="baseline"/>
         <w:rPr>
           <w:rFonts w:hint="default"/>
           <w:lang w:val="en-US" w:eastAsia="zh-CN"/>
@@ -2837,6 +2936,20 @@
     <w:p>
       <w:pPr>
         <w:pStyle w:val="29"/>
+        <w:keepNext w:val="0"/>
+        <w:keepLines w:val="0"/>
+        <w:pageBreakBefore w:val="0"/>
+        <w:widowControl w:val="0"/>
+        <w:kinsoku w:val="0"/>
+        <w:wordWrap/>
+        <w:overflowPunct/>
+        <w:topLinePunct w:val="0"/>
+        <w:autoSpaceDE w:val="0"/>
+        <w:autoSpaceDN w:val="0"/>
+        <w:bidi w:val="0"/>
+        <w:adjustRightInd w:val="0"/>
+        <w:snapToGrid w:val="0"/>
+        <w:textAlignment w:val="baseline"/>
         <w:rPr>
           <w:rFonts w:hint="default"/>
           <w:lang w:val="en-US" w:eastAsia="zh-CN"/>
@@ -2867,7 +2980,20 @@
     <w:p>
       <w:pPr>
         <w:pStyle w:val="30"/>
-        <w:bidi w:val="0"/>
+        <w:keepNext w:val="0"/>
+        <w:keepLines w:val="0"/>
+        <w:pageBreakBefore w:val="0"/>
+        <w:widowControl w:val="0"/>
+        <w:kinsoku w:val="0"/>
+        <w:wordWrap/>
+        <w:overflowPunct/>
+        <w:topLinePunct w:val="0"/>
+        <w:autoSpaceDE w:val="0"/>
+        <w:autoSpaceDN w:val="0"/>
+        <w:bidi w:val="0"/>
+        <w:adjustRightInd w:val="0"/>
+        <w:snapToGrid w:val="0"/>
+        <w:textAlignment w:val="baseline"/>
         <w:rPr>
           <w:rFonts w:hint="default"/>
           <w:lang w:val="en-US" w:eastAsia="zh-CN"/>
@@ -2884,11 +3010,25 @@
     <w:p>
       <w:pPr>
         <w:pStyle w:val="29"/>
+        <w:keepNext w:val="0"/>
+        <w:keepLines w:val="0"/>
+        <w:pageBreakBefore w:val="0"/>
+        <w:widowControl w:val="0"/>
         <w:numPr>
           <w:ilvl w:val="0"/>
           <w:numId w:val="2"/>
         </w:numPr>
+        <w:kinsoku w:val="0"/>
+        <w:wordWrap/>
+        <w:overflowPunct/>
+        <w:topLinePunct w:val="0"/>
+        <w:autoSpaceDE w:val="0"/>
+        <w:autoSpaceDN w:val="0"/>
+        <w:bidi w:val="0"/>
+        <w:adjustRightInd w:val="0"/>
+        <w:snapToGrid w:val="0"/>
         <w:ind w:left="425" w:leftChars="0" w:hanging="425" w:firstLineChars="0"/>
+        <w:textAlignment w:val="baseline"/>
         <w:rPr>
           <w:rFonts w:hint="default"/>
           <w:lang w:val="en-US" w:eastAsia="zh-CN"/>
@@ -2905,11 +3045,25 @@
     <w:p>
       <w:pPr>
         <w:pStyle w:val="29"/>
+        <w:keepNext w:val="0"/>
+        <w:keepLines w:val="0"/>
+        <w:pageBreakBefore w:val="0"/>
+        <w:widowControl w:val="0"/>
         <w:numPr>
           <w:ilvl w:val="0"/>
           <w:numId w:val="2"/>
         </w:numPr>
+        <w:kinsoku w:val="0"/>
+        <w:wordWrap/>
+        <w:overflowPunct/>
+        <w:topLinePunct w:val="0"/>
+        <w:autoSpaceDE w:val="0"/>
+        <w:autoSpaceDN w:val="0"/>
+        <w:bidi w:val="0"/>
+        <w:adjustRightInd w:val="0"/>
+        <w:snapToGrid w:val="0"/>
         <w:ind w:left="425" w:leftChars="0" w:hanging="425" w:firstLineChars="0"/>
+        <w:textAlignment w:val="baseline"/>
         <w:rPr>
           <w:rFonts w:hint="default"/>
           <w:lang w:val="en-US" w:eastAsia="zh-CN"/>
@@ -2926,11 +3080,25 @@
     <w:p>
       <w:pPr>
         <w:pStyle w:val="29"/>
+        <w:keepNext w:val="0"/>
+        <w:keepLines w:val="0"/>
+        <w:pageBreakBefore w:val="0"/>
+        <w:widowControl w:val="0"/>
         <w:numPr>
           <w:ilvl w:val="0"/>
           <w:numId w:val="2"/>
         </w:numPr>
+        <w:kinsoku w:val="0"/>
+        <w:wordWrap/>
+        <w:overflowPunct/>
+        <w:topLinePunct w:val="0"/>
+        <w:autoSpaceDE w:val="0"/>
+        <w:autoSpaceDN w:val="0"/>
+        <w:bidi w:val="0"/>
+        <w:adjustRightInd w:val="0"/>
+        <w:snapToGrid w:val="0"/>
         <w:ind w:left="425" w:leftChars="0" w:hanging="425" w:firstLineChars="0"/>
+        <w:textAlignment w:val="baseline"/>
         <w:rPr>
           <w:rFonts w:hint="default"/>
           <w:lang w:val="en-US" w:eastAsia="zh-CN"/>
@@ -2947,11 +3115,25 @@
     <w:p>
       <w:pPr>
         <w:pStyle w:val="29"/>
+        <w:keepNext w:val="0"/>
+        <w:keepLines w:val="0"/>
+        <w:pageBreakBefore w:val="0"/>
+        <w:widowControl w:val="0"/>
         <w:numPr>
           <w:ilvl w:val="0"/>
           <w:numId w:val="2"/>
         </w:numPr>
+        <w:kinsoku w:val="0"/>
+        <w:wordWrap/>
+        <w:overflowPunct/>
+        <w:topLinePunct w:val="0"/>
+        <w:autoSpaceDE w:val="0"/>
+        <w:autoSpaceDN w:val="0"/>
+        <w:bidi w:val="0"/>
+        <w:adjustRightInd w:val="0"/>
+        <w:snapToGrid w:val="0"/>
         <w:ind w:left="425" w:leftChars="0" w:hanging="425" w:firstLineChars="0"/>
+        <w:textAlignment w:val="baseline"/>
         <w:rPr>
           <w:rFonts w:hint="default"/>
           <w:lang w:val="en-US" w:eastAsia="zh-CN"/>
@@ -2968,7 +3150,20 @@
     <w:p>
       <w:pPr>
         <w:pStyle w:val="30"/>
-        <w:bidi w:val="0"/>
+        <w:keepNext w:val="0"/>
+        <w:keepLines w:val="0"/>
+        <w:pageBreakBefore w:val="0"/>
+        <w:widowControl w:val="0"/>
+        <w:kinsoku w:val="0"/>
+        <w:wordWrap/>
+        <w:overflowPunct/>
+        <w:topLinePunct w:val="0"/>
+        <w:autoSpaceDE w:val="0"/>
+        <w:autoSpaceDN w:val="0"/>
+        <w:bidi w:val="0"/>
+        <w:adjustRightInd w:val="0"/>
+        <w:snapToGrid w:val="0"/>
+        <w:textAlignment w:val="baseline"/>
         <w:rPr>
           <w:rFonts w:hint="default"/>
           <w:lang w:val="en-US" w:eastAsia="zh-CN"/>
@@ -2985,7 +3180,20 @@
     <w:p>
       <w:pPr>
         <w:pStyle w:val="31"/>
-        <w:bidi w:val="0"/>
+        <w:keepNext w:val="0"/>
+        <w:keepLines w:val="0"/>
+        <w:pageBreakBefore w:val="0"/>
+        <w:widowControl w:val="0"/>
+        <w:kinsoku w:val="0"/>
+        <w:wordWrap/>
+        <w:overflowPunct/>
+        <w:topLinePunct w:val="0"/>
+        <w:autoSpaceDE w:val="0"/>
+        <w:autoSpaceDN w:val="0"/>
+        <w:bidi w:val="0"/>
+        <w:adjustRightInd w:val="0"/>
+        <w:snapToGrid w:val="0"/>
+        <w:textAlignment w:val="baseline"/>
         <w:rPr>
           <w:rFonts w:hint="default"/>
           <w:lang w:val="en-US" w:eastAsia="zh-CN"/>
@@ -3002,11 +3210,25 @@
     <w:p>
       <w:pPr>
         <w:pStyle w:val="29"/>
+        <w:keepNext w:val="0"/>
+        <w:keepLines w:val="0"/>
+        <w:pageBreakBefore w:val="0"/>
+        <w:widowControl w:val="0"/>
         <w:numPr>
           <w:ilvl w:val="0"/>
           <w:numId w:val="3"/>
         </w:numPr>
+        <w:kinsoku w:val="0"/>
+        <w:wordWrap/>
+        <w:overflowPunct/>
+        <w:topLinePunct w:val="0"/>
+        <w:autoSpaceDE w:val="0"/>
+        <w:autoSpaceDN w:val="0"/>
+        <w:bidi w:val="0"/>
+        <w:adjustRightInd w:val="0"/>
+        <w:snapToGrid w:val="0"/>
         <w:ind w:left="425" w:leftChars="0" w:hanging="425" w:firstLineChars="0"/>
+        <w:textAlignment w:val="baseline"/>
         <w:rPr>
           <w:rFonts w:hint="default"/>
           <w:lang w:val="en-US" w:eastAsia="zh-CN"/>
@@ -3023,11 +3245,25 @@
     <w:p>
       <w:pPr>
         <w:pStyle w:val="29"/>
+        <w:keepNext w:val="0"/>
+        <w:keepLines w:val="0"/>
+        <w:pageBreakBefore w:val="0"/>
+        <w:widowControl w:val="0"/>
         <w:numPr>
           <w:ilvl w:val="0"/>
           <w:numId w:val="3"/>
         </w:numPr>
+        <w:kinsoku w:val="0"/>
+        <w:wordWrap/>
+        <w:overflowPunct/>
+        <w:topLinePunct w:val="0"/>
+        <w:autoSpaceDE w:val="0"/>
+        <w:autoSpaceDN w:val="0"/>
+        <w:bidi w:val="0"/>
+        <w:adjustRightInd w:val="0"/>
+        <w:snapToGrid w:val="0"/>
         <w:ind w:left="425" w:leftChars="0" w:hanging="425" w:firstLineChars="0"/>
+        <w:textAlignment w:val="baseline"/>
         <w:rPr>
           <w:rFonts w:hint="default"/>
           <w:lang w:val="en-US" w:eastAsia="zh-CN"/>
@@ -3044,11 +3280,25 @@
     <w:p>
       <w:pPr>
         <w:pStyle w:val="29"/>
+        <w:keepNext w:val="0"/>
+        <w:keepLines w:val="0"/>
+        <w:pageBreakBefore w:val="0"/>
+        <w:widowControl w:val="0"/>
         <w:numPr>
           <w:ilvl w:val="0"/>
           <w:numId w:val="3"/>
         </w:numPr>
+        <w:kinsoku w:val="0"/>
+        <w:wordWrap/>
+        <w:overflowPunct/>
+        <w:topLinePunct w:val="0"/>
+        <w:autoSpaceDE w:val="0"/>
+        <w:autoSpaceDN w:val="0"/>
+        <w:bidi w:val="0"/>
+        <w:adjustRightInd w:val="0"/>
+        <w:snapToGrid w:val="0"/>
         <w:ind w:left="425" w:leftChars="0" w:hanging="425" w:firstLineChars="0"/>
+        <w:textAlignment w:val="baseline"/>
         <w:rPr>
           <w:rFonts w:hint="default"/>
           <w:lang w:val="en-US" w:eastAsia="zh-CN"/>
@@ -3065,11 +3315,25 @@
     <w:p>
       <w:pPr>
         <w:pStyle w:val="29"/>
+        <w:keepNext w:val="0"/>
+        <w:keepLines w:val="0"/>
+        <w:pageBreakBefore w:val="0"/>
+        <w:widowControl w:val="0"/>
         <w:numPr>
           <w:ilvl w:val="0"/>
           <w:numId w:val="3"/>
         </w:numPr>
+        <w:kinsoku w:val="0"/>
+        <w:wordWrap/>
+        <w:overflowPunct/>
+        <w:topLinePunct w:val="0"/>
+        <w:autoSpaceDE w:val="0"/>
+        <w:autoSpaceDN w:val="0"/>
+        <w:bidi w:val="0"/>
+        <w:adjustRightInd w:val="0"/>
+        <w:snapToGrid w:val="0"/>
         <w:ind w:left="425" w:leftChars="0" w:hanging="425" w:firstLineChars="0"/>
+        <w:textAlignment w:val="baseline"/>
         <w:rPr>
           <w:rFonts w:hint="default"/>
           <w:lang w:val="en-US" w:eastAsia="zh-CN"/>
@@ -3086,7 +3350,20 @@
     <w:p>
       <w:pPr>
         <w:pStyle w:val="31"/>
-        <w:bidi w:val="0"/>
+        <w:keepNext w:val="0"/>
+        <w:keepLines w:val="0"/>
+        <w:pageBreakBefore w:val="0"/>
+        <w:widowControl w:val="0"/>
+        <w:kinsoku w:val="0"/>
+        <w:wordWrap/>
+        <w:overflowPunct/>
+        <w:topLinePunct w:val="0"/>
+        <w:autoSpaceDE w:val="0"/>
+        <w:autoSpaceDN w:val="0"/>
+        <w:bidi w:val="0"/>
+        <w:adjustRightInd w:val="0"/>
+        <w:snapToGrid w:val="0"/>
+        <w:textAlignment w:val="baseline"/>
         <w:rPr>
           <w:rFonts w:hint="default"/>
           <w:lang w:val="en-US" w:eastAsia="zh-CN"/>
@@ -3110,11 +3387,25 @@
     <w:p>
       <w:pPr>
         <w:pStyle w:val="29"/>
+        <w:keepNext w:val="0"/>
+        <w:keepLines w:val="0"/>
+        <w:pageBreakBefore w:val="0"/>
+        <w:widowControl w:val="0"/>
         <w:numPr>
           <w:ilvl w:val="0"/>
           <w:numId w:val="4"/>
         </w:numPr>
+        <w:kinsoku w:val="0"/>
+        <w:wordWrap/>
+        <w:overflowPunct/>
+        <w:topLinePunct w:val="0"/>
+        <w:autoSpaceDE w:val="0"/>
+        <w:autoSpaceDN w:val="0"/>
+        <w:bidi w:val="0"/>
+        <w:adjustRightInd w:val="0"/>
+        <w:snapToGrid w:val="0"/>
         <w:ind w:left="425" w:leftChars="0" w:hanging="425" w:firstLineChars="0"/>
+        <w:textAlignment w:val="baseline"/>
         <w:rPr>
           <w:rFonts w:hint="default"/>
           <w:lang w:val="en-US" w:eastAsia="zh-CN"/>
@@ -3131,11 +3422,25 @@
     <w:p>
       <w:pPr>
         <w:pStyle w:val="29"/>
+        <w:keepNext w:val="0"/>
+        <w:keepLines w:val="0"/>
+        <w:pageBreakBefore w:val="0"/>
+        <w:widowControl w:val="0"/>
         <w:numPr>
           <w:ilvl w:val="0"/>
           <w:numId w:val="4"/>
         </w:numPr>
+        <w:kinsoku w:val="0"/>
+        <w:wordWrap/>
+        <w:overflowPunct/>
+        <w:topLinePunct w:val="0"/>
+        <w:autoSpaceDE w:val="0"/>
+        <w:autoSpaceDN w:val="0"/>
+        <w:bidi w:val="0"/>
+        <w:adjustRightInd w:val="0"/>
+        <w:snapToGrid w:val="0"/>
         <w:ind w:left="425" w:leftChars="0" w:hanging="425" w:firstLineChars="0"/>
+        <w:textAlignment w:val="baseline"/>
         <w:rPr>
           <w:rFonts w:hint="default"/>
           <w:lang w:val="en-US" w:eastAsia="zh-CN"/>
@@ -3152,11 +3457,25 @@
     <w:p>
       <w:pPr>
         <w:pStyle w:val="29"/>
+        <w:keepNext w:val="0"/>
+        <w:keepLines w:val="0"/>
+        <w:pageBreakBefore w:val="0"/>
+        <w:widowControl w:val="0"/>
         <w:numPr>
           <w:ilvl w:val="0"/>
           <w:numId w:val="4"/>
         </w:numPr>
+        <w:kinsoku w:val="0"/>
+        <w:wordWrap/>
+        <w:overflowPunct/>
+        <w:topLinePunct w:val="0"/>
+        <w:autoSpaceDE w:val="0"/>
+        <w:autoSpaceDN w:val="0"/>
+        <w:bidi w:val="0"/>
+        <w:adjustRightInd w:val="0"/>
+        <w:snapToGrid w:val="0"/>
         <w:ind w:left="425" w:leftChars="0" w:hanging="425" w:firstLineChars="0"/>
+        <w:textAlignment w:val="baseline"/>
         <w:rPr>
           <w:rFonts w:hint="default"/>
           <w:lang w:val="en-US" w:eastAsia="zh-CN"/>
@@ -3173,11 +3492,25 @@
     <w:p>
       <w:pPr>
         <w:pStyle w:val="29"/>
+        <w:keepNext w:val="0"/>
+        <w:keepLines w:val="0"/>
+        <w:pageBreakBefore w:val="0"/>
+        <w:widowControl w:val="0"/>
         <w:numPr>
           <w:ilvl w:val="0"/>
           <w:numId w:val="4"/>
         </w:numPr>
+        <w:kinsoku w:val="0"/>
+        <w:wordWrap/>
+        <w:overflowPunct/>
+        <w:topLinePunct w:val="0"/>
+        <w:autoSpaceDE w:val="0"/>
+        <w:autoSpaceDN w:val="0"/>
+        <w:bidi w:val="0"/>
+        <w:adjustRightInd w:val="0"/>
+        <w:snapToGrid w:val="0"/>
         <w:ind w:left="425" w:leftChars="0" w:hanging="425" w:firstLineChars="0"/>
+        <w:textAlignment w:val="baseline"/>
         <w:rPr>
           <w:rFonts w:hint="default"/>
           <w:lang w:val="en-US" w:eastAsia="zh-CN"/>
@@ -3194,28 +3527,55 @@
     <w:p>
       <w:pPr>
         <w:pStyle w:val="31"/>
-        <w:bidi w:val="0"/>
-        <w:rPr>
-          <w:rFonts w:hint="default"/>
-          <w:lang w:val="en-US" w:eastAsia="zh-CN"/>
-        </w:rPr>
-      </w:pPr>
-      <w:r>
-        <w:rPr>
-          <w:rFonts w:hint="default"/>
-          <w:lang w:val="en-US" w:eastAsia="zh-CN"/>
-        </w:rPr>
-        <w:t>质量部：</w:t>
+        <w:keepNext w:val="0"/>
+        <w:keepLines w:val="0"/>
+        <w:pageBreakBefore w:val="0"/>
+        <w:widowControl w:val="0"/>
+        <w:kinsoku w:val="0"/>
+        <w:wordWrap/>
+        <w:overflowPunct/>
+        <w:topLinePunct w:val="0"/>
+        <w:autoSpaceDE w:val="0"/>
+        <w:autoSpaceDN w:val="0"/>
+        <w:bidi w:val="0"/>
+        <w:adjustRightInd w:val="0"/>
+        <w:snapToGrid w:val="0"/>
+        <w:textAlignment w:val="baseline"/>
+        <w:rPr>
+          <w:rFonts w:hint="default"/>
+          <w:lang w:val="en-US" w:eastAsia="zh-CN"/>
+        </w:rPr>
+      </w:pPr>
+      <w:r>
+        <w:rPr>
+          <w:rFonts w:hint="default"/>
+          <w:lang w:val="en-US" w:eastAsia="zh-CN"/>
+        </w:rPr>
+        <w:t>质量部</w:t>
       </w:r>
     </w:p>
     <w:p>
       <w:pPr>
         <w:pStyle w:val="29"/>
+        <w:keepNext w:val="0"/>
+        <w:keepLines w:val="0"/>
+        <w:pageBreakBefore w:val="0"/>
+        <w:widowControl w:val="0"/>
         <w:numPr>
           <w:ilvl w:val="0"/>
           <w:numId w:val="5"/>
         </w:numPr>
+        <w:kinsoku w:val="0"/>
+        <w:wordWrap/>
+        <w:overflowPunct/>
+        <w:topLinePunct w:val="0"/>
+        <w:autoSpaceDE w:val="0"/>
+        <w:autoSpaceDN w:val="0"/>
+        <w:bidi w:val="0"/>
+        <w:adjustRightInd w:val="0"/>
+        <w:snapToGrid w:val="0"/>
         <w:ind w:left="425" w:leftChars="0" w:hanging="425" w:firstLineChars="0"/>
+        <w:textAlignment w:val="baseline"/>
         <w:rPr>
           <w:rFonts w:hint="default"/>
           <w:lang w:val="en-US" w:eastAsia="zh-CN"/>
@@ -3232,11 +3592,25 @@
     <w:p>
       <w:pPr>
         <w:pStyle w:val="29"/>
+        <w:keepNext w:val="0"/>
+        <w:keepLines w:val="0"/>
+        <w:pageBreakBefore w:val="0"/>
+        <w:widowControl w:val="0"/>
         <w:numPr>
           <w:ilvl w:val="0"/>
           <w:numId w:val="5"/>
         </w:numPr>
+        <w:kinsoku w:val="0"/>
+        <w:wordWrap/>
+        <w:overflowPunct/>
+        <w:topLinePunct w:val="0"/>
+        <w:autoSpaceDE w:val="0"/>
+        <w:autoSpaceDN w:val="0"/>
+        <w:bidi w:val="0"/>
+        <w:adjustRightInd w:val="0"/>
+        <w:snapToGrid w:val="0"/>
         <w:ind w:left="425" w:leftChars="0" w:hanging="425" w:firstLineChars="0"/>
+        <w:textAlignment w:val="baseline"/>
         <w:rPr>
           <w:rFonts w:hint="default"/>
           <w:lang w:val="en-US" w:eastAsia="zh-CN"/>
@@ -3253,11 +3627,25 @@
     <w:p>
       <w:pPr>
         <w:pStyle w:val="29"/>
+        <w:keepNext w:val="0"/>
+        <w:keepLines w:val="0"/>
+        <w:pageBreakBefore w:val="0"/>
+        <w:widowControl w:val="0"/>
         <w:numPr>
           <w:ilvl w:val="0"/>
           <w:numId w:val="5"/>
         </w:numPr>
+        <w:kinsoku w:val="0"/>
+        <w:wordWrap/>
+        <w:overflowPunct/>
+        <w:topLinePunct w:val="0"/>
+        <w:autoSpaceDE w:val="0"/>
+        <w:autoSpaceDN w:val="0"/>
+        <w:bidi w:val="0"/>
+        <w:adjustRightInd w:val="0"/>
+        <w:snapToGrid w:val="0"/>
         <w:ind w:left="425" w:leftChars="0" w:hanging="425" w:firstLineChars="0"/>
+        <w:textAlignment w:val="baseline"/>
         <w:rPr>
           <w:rFonts w:hint="default"/>
           <w:lang w:val="en-US" w:eastAsia="zh-CN"/>
@@ -3274,28 +3662,55 @@
     <w:p>
       <w:pPr>
         <w:pStyle w:val="31"/>
-        <w:bidi w:val="0"/>
-        <w:rPr>
-          <w:rFonts w:hint="default"/>
-          <w:lang w:val="en-US" w:eastAsia="zh-CN"/>
-        </w:rPr>
-      </w:pPr>
-      <w:r>
-        <w:rPr>
-          <w:rFonts w:hint="default"/>
-          <w:lang w:val="en-US" w:eastAsia="zh-CN"/>
-        </w:rPr>
-        <w:t>人力部：</w:t>
+        <w:keepNext w:val="0"/>
+        <w:keepLines w:val="0"/>
+        <w:pageBreakBefore w:val="0"/>
+        <w:widowControl w:val="0"/>
+        <w:kinsoku w:val="0"/>
+        <w:wordWrap/>
+        <w:overflowPunct/>
+        <w:topLinePunct w:val="0"/>
+        <w:autoSpaceDE w:val="0"/>
+        <w:autoSpaceDN w:val="0"/>
+        <w:bidi w:val="0"/>
+        <w:adjustRightInd w:val="0"/>
+        <w:snapToGrid w:val="0"/>
+        <w:textAlignment w:val="baseline"/>
+        <w:rPr>
+          <w:rFonts w:hint="default"/>
+          <w:lang w:val="en-US" w:eastAsia="zh-CN"/>
+        </w:rPr>
+      </w:pPr>
+      <w:r>
+        <w:rPr>
+          <w:rFonts w:hint="default"/>
+          <w:lang w:val="en-US" w:eastAsia="zh-CN"/>
+        </w:rPr>
+        <w:t>人力部</w:t>
       </w:r>
     </w:p>
     <w:p>
       <w:pPr>
         <w:pStyle w:val="29"/>
+        <w:keepNext w:val="0"/>
+        <w:keepLines w:val="0"/>
+        <w:pageBreakBefore w:val="0"/>
+        <w:widowControl w:val="0"/>
         <w:numPr>
           <w:ilvl w:val="0"/>
           <w:numId w:val="6"/>
         </w:numPr>
+        <w:kinsoku w:val="0"/>
+        <w:wordWrap/>
+        <w:overflowPunct/>
+        <w:topLinePunct w:val="0"/>
+        <w:autoSpaceDE w:val="0"/>
+        <w:autoSpaceDN w:val="0"/>
+        <w:bidi w:val="0"/>
+        <w:adjustRightInd w:val="0"/>
+        <w:snapToGrid w:val="0"/>
         <w:ind w:left="425" w:leftChars="0" w:hanging="425" w:firstLineChars="0"/>
+        <w:textAlignment w:val="baseline"/>
         <w:rPr>
           <w:rFonts w:hint="default"/>
           <w:lang w:val="en-US" w:eastAsia="zh-CN"/>
@@ -3312,11 +3727,25 @@
     <w:p>
       <w:pPr>
         <w:pStyle w:val="29"/>
+        <w:keepNext w:val="0"/>
+        <w:keepLines w:val="0"/>
+        <w:pageBreakBefore w:val="0"/>
+        <w:widowControl w:val="0"/>
         <w:numPr>
           <w:ilvl w:val="0"/>
           <w:numId w:val="6"/>
         </w:numPr>
+        <w:kinsoku w:val="0"/>
+        <w:wordWrap/>
+        <w:overflowPunct/>
+        <w:topLinePunct w:val="0"/>
+        <w:autoSpaceDE w:val="0"/>
+        <w:autoSpaceDN w:val="0"/>
+        <w:bidi w:val="0"/>
+        <w:adjustRightInd w:val="0"/>
+        <w:snapToGrid w:val="0"/>
         <w:ind w:left="425" w:leftChars="0" w:hanging="425" w:firstLineChars="0"/>
+        <w:textAlignment w:val="baseline"/>
         <w:rPr>
           <w:rFonts w:hint="default"/>
           <w:lang w:val="en-US" w:eastAsia="zh-CN"/>
@@ -3333,7 +3762,20 @@
     <w:p>
       <w:pPr>
         <w:pStyle w:val="28"/>
-        <w:bidi w:val="0"/>
+        <w:keepNext w:val="0"/>
+        <w:keepLines w:val="0"/>
+        <w:pageBreakBefore w:val="0"/>
+        <w:widowControl w:val="0"/>
+        <w:kinsoku w:val="0"/>
+        <w:wordWrap/>
+        <w:overflowPunct/>
+        <w:topLinePunct w:val="0"/>
+        <w:autoSpaceDE w:val="0"/>
+        <w:autoSpaceDN w:val="0"/>
+        <w:bidi w:val="0"/>
+        <w:adjustRightInd w:val="0"/>
+        <w:snapToGrid w:val="0"/>
+        <w:textAlignment w:val="baseline"/>
         <w:rPr>
           <w:rFonts w:hint="default"/>
           <w:lang w:val="en-US" w:eastAsia="zh-CN"/>
@@ -3350,6 +3792,20 @@
     <w:p>
       <w:pPr>
         <w:pStyle w:val="29"/>
+        <w:keepNext w:val="0"/>
+        <w:keepLines w:val="0"/>
+        <w:pageBreakBefore w:val="0"/>
+        <w:widowControl w:val="0"/>
+        <w:kinsoku w:val="0"/>
+        <w:wordWrap/>
+        <w:overflowPunct/>
+        <w:topLinePunct w:val="0"/>
+        <w:autoSpaceDE w:val="0"/>
+        <w:autoSpaceDN w:val="0"/>
+        <w:bidi w:val="0"/>
+        <w:adjustRightInd w:val="0"/>
+        <w:snapToGrid w:val="0"/>
+        <w:textAlignment w:val="baseline"/>
         <w:rPr>
           <w:rFonts w:hint="default"/>
           <w:lang w:val="en-US" w:eastAsia="zh-CN"/>
@@ -3366,11 +3822,25 @@
     <w:p>
       <w:pPr>
         <w:pStyle w:val="29"/>
+        <w:keepNext w:val="0"/>
+        <w:keepLines w:val="0"/>
+        <w:pageBreakBefore w:val="0"/>
+        <w:widowControl w:val="0"/>
         <w:numPr>
           <w:ilvl w:val="0"/>
           <w:numId w:val="7"/>
         </w:numPr>
+        <w:kinsoku w:val="0"/>
+        <w:wordWrap/>
+        <w:overflowPunct/>
+        <w:topLinePunct w:val="0"/>
+        <w:autoSpaceDE w:val="0"/>
+        <w:autoSpaceDN w:val="0"/>
+        <w:bidi w:val="0"/>
+        <w:adjustRightInd w:val="0"/>
+        <w:snapToGrid w:val="0"/>
         <w:ind w:left="425" w:leftChars="0" w:hanging="425" w:firstLineChars="0"/>
+        <w:textAlignment w:val="baseline"/>
         <w:rPr>
           <w:rFonts w:hint="default"/>
           <w:lang w:val="en-US" w:eastAsia="zh-CN"/>
@@ -3387,11 +3857,25 @@
     <w:p>
       <w:pPr>
         <w:pStyle w:val="29"/>
+        <w:keepNext w:val="0"/>
+        <w:keepLines w:val="0"/>
+        <w:pageBreakBefore w:val="0"/>
+        <w:widowControl w:val="0"/>
         <w:numPr>
           <w:ilvl w:val="0"/>
           <w:numId w:val="7"/>
         </w:numPr>
+        <w:kinsoku w:val="0"/>
+        <w:wordWrap/>
+        <w:overflowPunct/>
+        <w:topLinePunct w:val="0"/>
+        <w:autoSpaceDE w:val="0"/>
+        <w:autoSpaceDN w:val="0"/>
+        <w:bidi w:val="0"/>
+        <w:adjustRightInd w:val="0"/>
+        <w:snapToGrid w:val="0"/>
         <w:ind w:left="425" w:leftChars="0" w:hanging="425" w:firstLineChars="0"/>
+        <w:textAlignment w:val="baseline"/>
         <w:rPr>
           <w:rFonts w:hint="default"/>
           <w:lang w:val="en-US" w:eastAsia="zh-CN"/>
@@ -3408,11 +3892,25 @@
     <w:p>
       <w:pPr>
         <w:pStyle w:val="29"/>
+        <w:keepNext w:val="0"/>
+        <w:keepLines w:val="0"/>
+        <w:pageBreakBefore w:val="0"/>
+        <w:widowControl w:val="0"/>
         <w:numPr>
           <w:ilvl w:val="0"/>
           <w:numId w:val="7"/>
         </w:numPr>
+        <w:kinsoku w:val="0"/>
+        <w:wordWrap/>
+        <w:overflowPunct/>
+        <w:topLinePunct w:val="0"/>
+        <w:autoSpaceDE w:val="0"/>
+        <w:autoSpaceDN w:val="0"/>
+        <w:bidi w:val="0"/>
+        <w:adjustRightInd w:val="0"/>
+        <w:snapToGrid w:val="0"/>
         <w:ind w:left="425" w:leftChars="0" w:hanging="425" w:firstLineChars="0"/>
+        <w:textAlignment w:val="baseline"/>
         <w:rPr>
           <w:rFonts w:hint="default"/>
           <w:lang w:val="en-US" w:eastAsia="zh-CN"/>
@@ -3429,11 +3927,25 @@
     <w:p>
       <w:pPr>
         <w:pStyle w:val="29"/>
+        <w:keepNext w:val="0"/>
+        <w:keepLines w:val="0"/>
+        <w:pageBreakBefore w:val="0"/>
+        <w:widowControl w:val="0"/>
         <w:numPr>
           <w:ilvl w:val="0"/>
           <w:numId w:val="7"/>
         </w:numPr>
+        <w:kinsoku w:val="0"/>
+        <w:wordWrap/>
+        <w:overflowPunct/>
+        <w:topLinePunct w:val="0"/>
+        <w:autoSpaceDE w:val="0"/>
+        <w:autoSpaceDN w:val="0"/>
+        <w:bidi w:val="0"/>
+        <w:adjustRightInd w:val="0"/>
+        <w:snapToGrid w:val="0"/>
         <w:ind w:left="425" w:leftChars="0" w:hanging="425" w:firstLineChars="0"/>
+        <w:textAlignment w:val="baseline"/>
         <w:rPr>
           <w:rFonts w:hint="default"/>
           <w:lang w:val="en-US" w:eastAsia="zh-CN"/>
@@ -3450,7 +3962,20 @@
     <w:p>
       <w:pPr>
         <w:pStyle w:val="28"/>
-        <w:bidi w:val="0"/>
+        <w:keepNext w:val="0"/>
+        <w:keepLines w:val="0"/>
+        <w:pageBreakBefore w:val="0"/>
+        <w:widowControl w:val="0"/>
+        <w:kinsoku w:val="0"/>
+        <w:wordWrap/>
+        <w:overflowPunct/>
+        <w:topLinePunct w:val="0"/>
+        <w:autoSpaceDE w:val="0"/>
+        <w:autoSpaceDN w:val="0"/>
+        <w:bidi w:val="0"/>
+        <w:adjustRightInd w:val="0"/>
+        <w:snapToGrid w:val="0"/>
+        <w:textAlignment w:val="baseline"/>
         <w:rPr>
           <w:rFonts w:hint="default"/>
           <w:lang w:val="en-US" w:eastAsia="zh-CN"/>
@@ -3467,7 +3992,20 @@
     <w:p>
       <w:pPr>
         <w:pStyle w:val="30"/>
-        <w:bidi w:val="0"/>
+        <w:keepNext w:val="0"/>
+        <w:keepLines w:val="0"/>
+        <w:pageBreakBefore w:val="0"/>
+        <w:widowControl w:val="0"/>
+        <w:kinsoku w:val="0"/>
+        <w:wordWrap/>
+        <w:overflowPunct/>
+        <w:topLinePunct w:val="0"/>
+        <w:autoSpaceDE w:val="0"/>
+        <w:autoSpaceDN w:val="0"/>
+        <w:bidi w:val="0"/>
+        <w:adjustRightInd w:val="0"/>
+        <w:snapToGrid w:val="0"/>
+        <w:textAlignment w:val="baseline"/>
         <w:rPr>
           <w:rFonts w:hint="default"/>
           <w:lang w:val="en-US" w:eastAsia="zh-CN"/>
@@ -3484,6 +4022,20 @@
     <w:p>
       <w:pPr>
         <w:pStyle w:val="29"/>
+        <w:keepNext w:val="0"/>
+        <w:keepLines w:val="0"/>
+        <w:pageBreakBefore w:val="0"/>
+        <w:widowControl w:val="0"/>
+        <w:kinsoku w:val="0"/>
+        <w:wordWrap/>
+        <w:overflowPunct/>
+        <w:topLinePunct w:val="0"/>
+        <w:autoSpaceDE w:val="0"/>
+        <w:autoSpaceDN w:val="0"/>
+        <w:bidi w:val="0"/>
+        <w:adjustRightInd w:val="0"/>
+        <w:snapToGrid w:val="0"/>
+        <w:textAlignment w:val="baseline"/>
         <w:rPr>
           <w:rFonts w:hint="default"/>
           <w:lang w:val="en-US" w:eastAsia="zh-CN"/>
@@ -3500,7 +4052,20 @@
     <w:p>
       <w:pPr>
         <w:pStyle w:val="30"/>
-        <w:bidi w:val="0"/>
+        <w:keepNext w:val="0"/>
+        <w:keepLines w:val="0"/>
+        <w:pageBreakBefore w:val="0"/>
+        <w:widowControl w:val="0"/>
+        <w:kinsoku w:val="0"/>
+        <w:wordWrap/>
+        <w:overflowPunct/>
+        <w:topLinePunct w:val="0"/>
+        <w:autoSpaceDE w:val="0"/>
+        <w:autoSpaceDN w:val="0"/>
+        <w:bidi w:val="0"/>
+        <w:adjustRightInd w:val="0"/>
+        <w:snapToGrid w:val="0"/>
+        <w:textAlignment w:val="baseline"/>
         <w:rPr>
           <w:rFonts w:hint="default"/>
           <w:lang w:val="en-US" w:eastAsia="zh-CN"/>
@@ -3517,6 +4082,20 @@
     <w:p>
       <w:pPr>
         <w:pStyle w:val="29"/>
+        <w:keepNext w:val="0"/>
+        <w:keepLines w:val="0"/>
+        <w:pageBreakBefore w:val="0"/>
+        <w:widowControl w:val="0"/>
+        <w:kinsoku w:val="0"/>
+        <w:wordWrap/>
+        <w:overflowPunct/>
+        <w:topLinePunct w:val="0"/>
+        <w:autoSpaceDE w:val="0"/>
+        <w:autoSpaceDN w:val="0"/>
+        <w:bidi w:val="0"/>
+        <w:adjustRightInd w:val="0"/>
+        <w:snapToGrid w:val="0"/>
+        <w:textAlignment w:val="baseline"/>
         <w:rPr>
           <w:rFonts w:hint="default"/>
           <w:lang w:val="en-US" w:eastAsia="zh-CN"/>
@@ -3533,7 +4112,20 @@
     <w:p>
       <w:pPr>
         <w:pStyle w:val="30"/>
-        <w:bidi w:val="0"/>
+        <w:keepNext w:val="0"/>
+        <w:keepLines w:val="0"/>
+        <w:pageBreakBefore w:val="0"/>
+        <w:widowControl w:val="0"/>
+        <w:kinsoku w:val="0"/>
+        <w:wordWrap/>
+        <w:overflowPunct/>
+        <w:topLinePunct w:val="0"/>
+        <w:autoSpaceDE w:val="0"/>
+        <w:autoSpaceDN w:val="0"/>
+        <w:bidi w:val="0"/>
+        <w:adjustRightInd w:val="0"/>
+        <w:snapToGrid w:val="0"/>
+        <w:textAlignment w:val="baseline"/>
         <w:rPr>
           <w:rFonts w:hint="default"/>
           <w:lang w:val="en-US" w:eastAsia="zh-CN"/>
@@ -3550,6 +4142,20 @@
     <w:p>
       <w:pPr>
         <w:pStyle w:val="29"/>
+        <w:keepNext w:val="0"/>
+        <w:keepLines w:val="0"/>
+        <w:pageBreakBefore w:val="0"/>
+        <w:widowControl w:val="0"/>
+        <w:kinsoku w:val="0"/>
+        <w:wordWrap/>
+        <w:overflowPunct/>
+        <w:topLinePunct w:val="0"/>
+        <w:autoSpaceDE w:val="0"/>
+        <w:autoSpaceDN w:val="0"/>
+        <w:bidi w:val="0"/>
+        <w:adjustRightInd w:val="0"/>
+        <w:snapToGrid w:val="0"/>
+        <w:textAlignment w:val="baseline"/>
         <w:rPr>
           <w:rFonts w:hint="default"/>
           <w:lang w:val="en-US" w:eastAsia="zh-CN"/>
@@ -3566,7 +4172,20 @@
     <w:p>
       <w:pPr>
         <w:pStyle w:val="28"/>
-        <w:bidi w:val="0"/>
+        <w:keepNext w:val="0"/>
+        <w:keepLines w:val="0"/>
+        <w:pageBreakBefore w:val="0"/>
+        <w:widowControl w:val="0"/>
+        <w:kinsoku w:val="0"/>
+        <w:wordWrap/>
+        <w:overflowPunct/>
+        <w:topLinePunct w:val="0"/>
+        <w:autoSpaceDE w:val="0"/>
+        <w:autoSpaceDN w:val="0"/>
+        <w:bidi w:val="0"/>
+        <w:adjustRightInd w:val="0"/>
+        <w:snapToGrid w:val="0"/>
+        <w:textAlignment w:val="baseline"/>
         <w:rPr>
           <w:rFonts w:hint="default"/>
           <w:lang w:val="en-US" w:eastAsia="zh-CN"/>
@@ -3583,7 +4202,20 @@
     <w:p>
       <w:pPr>
         <w:pStyle w:val="30"/>
-        <w:bidi w:val="0"/>
+        <w:keepNext w:val="0"/>
+        <w:keepLines w:val="0"/>
+        <w:pageBreakBefore w:val="0"/>
+        <w:widowControl w:val="0"/>
+        <w:kinsoku w:val="0"/>
+        <w:wordWrap/>
+        <w:overflowPunct/>
+        <w:topLinePunct w:val="0"/>
+        <w:autoSpaceDE w:val="0"/>
+        <w:autoSpaceDN w:val="0"/>
+        <w:bidi w:val="0"/>
+        <w:adjustRightInd w:val="0"/>
+        <w:snapToGrid w:val="0"/>
+        <w:textAlignment w:val="baseline"/>
         <w:rPr>
           <w:rFonts w:hint="default"/>
           <w:lang w:val="en-US" w:eastAsia="zh-CN"/>
@@ -3600,7 +4232,20 @@
     <w:p>
       <w:pPr>
         <w:pStyle w:val="31"/>
-        <w:bidi w:val="0"/>
+        <w:keepNext w:val="0"/>
+        <w:keepLines w:val="0"/>
+        <w:pageBreakBefore w:val="0"/>
+        <w:widowControl w:val="0"/>
+        <w:kinsoku w:val="0"/>
+        <w:wordWrap/>
+        <w:overflowPunct/>
+        <w:topLinePunct w:val="0"/>
+        <w:autoSpaceDE w:val="0"/>
+        <w:autoSpaceDN w:val="0"/>
+        <w:bidi w:val="0"/>
+        <w:adjustRightInd w:val="0"/>
+        <w:snapToGrid w:val="0"/>
+        <w:textAlignment w:val="baseline"/>
         <w:rPr>
           <w:rFonts w:hint="default"/>
           <w:lang w:val="en-US" w:eastAsia="zh-CN"/>
@@ -3617,6 +4262,20 @@
     <w:p>
       <w:pPr>
         <w:pStyle w:val="29"/>
+        <w:keepNext w:val="0"/>
+        <w:keepLines w:val="0"/>
+        <w:pageBreakBefore w:val="0"/>
+        <w:widowControl w:val="0"/>
+        <w:kinsoku w:val="0"/>
+        <w:wordWrap/>
+        <w:overflowPunct/>
+        <w:topLinePunct w:val="0"/>
+        <w:autoSpaceDE w:val="0"/>
+        <w:autoSpaceDN w:val="0"/>
+        <w:bidi w:val="0"/>
+        <w:adjustRightInd w:val="0"/>
+        <w:snapToGrid w:val="0"/>
+        <w:textAlignment w:val="baseline"/>
         <w:rPr>
           <w:rFonts w:hint="default"/>
           <w:lang w:val="en-US" w:eastAsia="zh-CN"/>
@@ -3633,6 +4292,20 @@
     <w:p>
       <w:pPr>
         <w:pStyle w:val="29"/>
+        <w:keepNext w:val="0"/>
+        <w:keepLines w:val="0"/>
+        <w:pageBreakBefore w:val="0"/>
+        <w:widowControl w:val="0"/>
+        <w:kinsoku w:val="0"/>
+        <w:wordWrap/>
+        <w:overflowPunct/>
+        <w:topLinePunct w:val="0"/>
+        <w:autoSpaceDE w:val="0"/>
+        <w:autoSpaceDN w:val="0"/>
+        <w:bidi w:val="0"/>
+        <w:adjustRightInd w:val="0"/>
+        <w:snapToGrid w:val="0"/>
+        <w:textAlignment w:val="baseline"/>
         <w:rPr>
           <w:rFonts w:hint="default"/>
           <w:lang w:val="en-US" w:eastAsia="zh-CN"/>
@@ -3649,7 +4322,20 @@
     <w:p>
       <w:pPr>
         <w:pStyle w:val="31"/>
-        <w:bidi w:val="0"/>
+        <w:keepNext w:val="0"/>
+        <w:keepLines w:val="0"/>
+        <w:pageBreakBefore w:val="0"/>
+        <w:widowControl w:val="0"/>
+        <w:kinsoku w:val="0"/>
+        <w:wordWrap/>
+        <w:overflowPunct/>
+        <w:topLinePunct w:val="0"/>
+        <w:autoSpaceDE w:val="0"/>
+        <w:autoSpaceDN w:val="0"/>
+        <w:bidi w:val="0"/>
+        <w:adjustRightInd w:val="0"/>
+        <w:snapToGrid w:val="0"/>
+        <w:textAlignment w:val="baseline"/>
         <w:rPr>
           <w:rFonts w:hint="default"/>
           <w:lang w:val="en-US" w:eastAsia="zh-CN"/>
@@ -3666,6 +4352,20 @@
     <w:p>
       <w:pPr>
         <w:pStyle w:val="29"/>
+        <w:keepNext w:val="0"/>
+        <w:keepLines w:val="0"/>
+        <w:pageBreakBefore w:val="0"/>
+        <w:widowControl w:val="0"/>
+        <w:kinsoku w:val="0"/>
+        <w:wordWrap/>
+        <w:overflowPunct/>
+        <w:topLinePunct w:val="0"/>
+        <w:autoSpaceDE w:val="0"/>
+        <w:autoSpaceDN w:val="0"/>
+        <w:bidi w:val="0"/>
+        <w:adjustRightInd w:val="0"/>
+        <w:snapToGrid w:val="0"/>
+        <w:textAlignment w:val="baseline"/>
         <w:rPr>
           <w:rFonts w:hint="default"/>
           <w:lang w:val="en-US" w:eastAsia="zh-CN"/>
@@ -3682,6 +4382,20 @@
     <w:p>
       <w:pPr>
         <w:pStyle w:val="29"/>
+        <w:keepNext w:val="0"/>
+        <w:keepLines w:val="0"/>
+        <w:pageBreakBefore w:val="0"/>
+        <w:widowControl w:val="0"/>
+        <w:kinsoku w:val="0"/>
+        <w:wordWrap/>
+        <w:overflowPunct/>
+        <w:topLinePunct w:val="0"/>
+        <w:autoSpaceDE w:val="0"/>
+        <w:autoSpaceDN w:val="0"/>
+        <w:bidi w:val="0"/>
+        <w:adjustRightInd w:val="0"/>
+        <w:snapToGrid w:val="0"/>
+        <w:textAlignment w:val="baseline"/>
         <w:rPr>
           <w:rFonts w:hint="default"/>
           <w:lang w:val="en-US" w:eastAsia="zh-CN"/>
@@ -3698,7 +4412,20 @@
     <w:p>
       <w:pPr>
         <w:pStyle w:val="30"/>
-        <w:bidi w:val="0"/>
+        <w:keepNext w:val="0"/>
+        <w:keepLines w:val="0"/>
+        <w:pageBreakBefore w:val="0"/>
+        <w:widowControl w:val="0"/>
+        <w:kinsoku w:val="0"/>
+        <w:wordWrap/>
+        <w:overflowPunct/>
+        <w:topLinePunct w:val="0"/>
+        <w:autoSpaceDE w:val="0"/>
+        <w:autoSpaceDN w:val="0"/>
+        <w:bidi w:val="0"/>
+        <w:adjustRightInd w:val="0"/>
+        <w:snapToGrid w:val="0"/>
+        <w:textAlignment w:val="baseline"/>
         <w:rPr>
           <w:rFonts w:hint="default"/>
           <w:lang w:val="en-US" w:eastAsia="zh-CN"/>
@@ -3715,7 +4442,20 @@
     <w:p>
       <w:pPr>
         <w:pStyle w:val="31"/>
-        <w:bidi w:val="0"/>
+        <w:keepNext w:val="0"/>
+        <w:keepLines w:val="0"/>
+        <w:pageBreakBefore w:val="0"/>
+        <w:widowControl w:val="0"/>
+        <w:kinsoku w:val="0"/>
+        <w:wordWrap/>
+        <w:overflowPunct/>
+        <w:topLinePunct w:val="0"/>
+        <w:autoSpaceDE w:val="0"/>
+        <w:autoSpaceDN w:val="0"/>
+        <w:bidi w:val="0"/>
+        <w:adjustRightInd w:val="0"/>
+        <w:snapToGrid w:val="0"/>
+        <w:textAlignment w:val="baseline"/>
         <w:rPr>
           <w:rFonts w:hint="default"/>
           <w:lang w:val="en-US" w:eastAsia="zh-CN"/>
@@ -3732,6 +4472,20 @@
     <w:p>
       <w:pPr>
         <w:pStyle w:val="29"/>
+        <w:keepNext w:val="0"/>
+        <w:keepLines w:val="0"/>
+        <w:pageBreakBefore w:val="0"/>
+        <w:widowControl w:val="0"/>
+        <w:kinsoku w:val="0"/>
+        <w:wordWrap/>
+        <w:overflowPunct/>
+        <w:topLinePunct w:val="0"/>
+        <w:autoSpaceDE w:val="0"/>
+        <w:autoSpaceDN w:val="0"/>
+        <w:bidi w:val="0"/>
+        <w:adjustRightInd w:val="0"/>
+        <w:snapToGrid w:val="0"/>
+        <w:textAlignment w:val="baseline"/>
         <w:rPr>
           <w:rFonts w:hint="default"/>
           <w:lang w:val="en-US" w:eastAsia="zh-CN"/>
@@ -3748,6 +4502,20 @@
     <w:p>
       <w:pPr>
         <w:pStyle w:val="29"/>
+        <w:keepNext w:val="0"/>
+        <w:keepLines w:val="0"/>
+        <w:pageBreakBefore w:val="0"/>
+        <w:widowControl w:val="0"/>
+        <w:kinsoku w:val="0"/>
+        <w:wordWrap/>
+        <w:overflowPunct/>
+        <w:topLinePunct w:val="0"/>
+        <w:autoSpaceDE w:val="0"/>
+        <w:autoSpaceDN w:val="0"/>
+        <w:bidi w:val="0"/>
+        <w:adjustRightInd w:val="0"/>
+        <w:snapToGrid w:val="0"/>
+        <w:textAlignment w:val="baseline"/>
         <w:rPr>
           <w:rFonts w:hint="default"/>
           <w:lang w:val="en-US" w:eastAsia="zh-CN"/>
@@ -3764,6 +4532,20 @@
     <w:p>
       <w:pPr>
         <w:pStyle w:val="29"/>
+        <w:keepNext w:val="0"/>
+        <w:keepLines w:val="0"/>
+        <w:pageBreakBefore w:val="0"/>
+        <w:widowControl w:val="0"/>
+        <w:kinsoku w:val="0"/>
+        <w:wordWrap/>
+        <w:overflowPunct/>
+        <w:topLinePunct w:val="0"/>
+        <w:autoSpaceDE w:val="0"/>
+        <w:autoSpaceDN w:val="0"/>
+        <w:bidi w:val="0"/>
+        <w:adjustRightInd w:val="0"/>
+        <w:snapToGrid w:val="0"/>
+        <w:textAlignment w:val="baseline"/>
         <w:rPr>
           <w:rFonts w:hint="default"/>
           <w:lang w:val="en-US" w:eastAsia="zh-CN"/>
@@ -3780,6 +4562,20 @@
     <w:p>
       <w:pPr>
         <w:pStyle w:val="29"/>
+        <w:keepNext w:val="0"/>
+        <w:keepLines w:val="0"/>
+        <w:pageBreakBefore w:val="0"/>
+        <w:widowControl w:val="0"/>
+        <w:kinsoku w:val="0"/>
+        <w:wordWrap/>
+        <w:overflowPunct/>
+        <w:topLinePunct w:val="0"/>
+        <w:autoSpaceDE w:val="0"/>
+        <w:autoSpaceDN w:val="0"/>
+        <w:bidi w:val="0"/>
+        <w:adjustRightInd w:val="0"/>
+        <w:snapToGrid w:val="0"/>
+        <w:textAlignment w:val="baseline"/>
         <w:rPr>
           <w:rFonts w:hint="default"/>
           <w:lang w:val="en-US" w:eastAsia="zh-CN"/>
@@ -3796,6 +4592,20 @@
     <w:p>
       <w:pPr>
         <w:pStyle w:val="29"/>
+        <w:keepNext w:val="0"/>
+        <w:keepLines w:val="0"/>
+        <w:pageBreakBefore w:val="0"/>
+        <w:widowControl w:val="0"/>
+        <w:kinsoku w:val="0"/>
+        <w:wordWrap/>
+        <w:overflowPunct/>
+        <w:topLinePunct w:val="0"/>
+        <w:autoSpaceDE w:val="0"/>
+        <w:autoSpaceDN w:val="0"/>
+        <w:bidi w:val="0"/>
+        <w:adjustRightInd w:val="0"/>
+        <w:snapToGrid w:val="0"/>
+        <w:textAlignment w:val="baseline"/>
         <w:rPr>
           <w:rFonts w:hint="default"/>
           <w:lang w:val="en-US" w:eastAsia="zh-CN"/>
@@ -3812,7 +4622,20 @@
     <w:p>
       <w:pPr>
         <w:pStyle w:val="31"/>
-        <w:bidi w:val="0"/>
+        <w:keepNext w:val="0"/>
+        <w:keepLines w:val="0"/>
+        <w:pageBreakBefore w:val="0"/>
+        <w:widowControl w:val="0"/>
+        <w:kinsoku w:val="0"/>
+        <w:wordWrap/>
+        <w:overflowPunct/>
+        <w:topLinePunct w:val="0"/>
+        <w:autoSpaceDE w:val="0"/>
+        <w:autoSpaceDN w:val="0"/>
+        <w:bidi w:val="0"/>
+        <w:adjustRightInd w:val="0"/>
+        <w:snapToGrid w:val="0"/>
+        <w:textAlignment w:val="baseline"/>
         <w:rPr>
           <w:rFonts w:hint="default"/>
           <w:lang w:val="en-US" w:eastAsia="zh-CN"/>
@@ -3829,7 +4652,20 @@
     <w:p>
       <w:pPr>
         <w:pStyle w:val="29"/>
-        <w:bidi w:val="0"/>
+        <w:keepNext w:val="0"/>
+        <w:keepLines w:val="0"/>
+        <w:pageBreakBefore w:val="0"/>
+        <w:widowControl w:val="0"/>
+        <w:kinsoku w:val="0"/>
+        <w:wordWrap/>
+        <w:overflowPunct/>
+        <w:topLinePunct w:val="0"/>
+        <w:autoSpaceDE w:val="0"/>
+        <w:autoSpaceDN w:val="0"/>
+        <w:bidi w:val="0"/>
+        <w:adjustRightInd w:val="0"/>
+        <w:snapToGrid w:val="0"/>
+        <w:textAlignment w:val="baseline"/>
         <w:rPr>
           <w:rFonts w:hint="default"/>
           <w:lang w:val="en-US" w:eastAsia="zh-CN"/>
@@ -3846,7 +4682,20 @@
     <w:p>
       <w:pPr>
         <w:pStyle w:val="30"/>
-        <w:bidi w:val="0"/>
+        <w:keepNext w:val="0"/>
+        <w:keepLines w:val="0"/>
+        <w:pageBreakBefore w:val="0"/>
+        <w:widowControl w:val="0"/>
+        <w:kinsoku w:val="0"/>
+        <w:wordWrap/>
+        <w:overflowPunct/>
+        <w:topLinePunct w:val="0"/>
+        <w:autoSpaceDE w:val="0"/>
+        <w:autoSpaceDN w:val="0"/>
+        <w:bidi w:val="0"/>
+        <w:adjustRightInd w:val="0"/>
+        <w:snapToGrid w:val="0"/>
+        <w:textAlignment w:val="baseline"/>
         <w:rPr>
           <w:rFonts w:hint="default"/>
           <w:lang w:val="en-US" w:eastAsia="zh-CN"/>
@@ -3863,7 +4712,20 @@
     <w:p>
       <w:pPr>
         <w:pStyle w:val="31"/>
-        <w:bidi w:val="0"/>
+        <w:keepNext w:val="0"/>
+        <w:keepLines w:val="0"/>
+        <w:pageBreakBefore w:val="0"/>
+        <w:widowControl w:val="0"/>
+        <w:kinsoku w:val="0"/>
+        <w:wordWrap/>
+        <w:overflowPunct/>
+        <w:topLinePunct w:val="0"/>
+        <w:autoSpaceDE w:val="0"/>
+        <w:autoSpaceDN w:val="0"/>
+        <w:bidi w:val="0"/>
+        <w:adjustRightInd w:val="0"/>
+        <w:snapToGrid w:val="0"/>
+        <w:textAlignment w:val="baseline"/>
         <w:rPr>
           <w:rFonts w:hint="default"/>
           <w:lang w:val="en-US" w:eastAsia="zh-CN"/>
@@ -3880,6 +4742,20 @@
     <w:p>
       <w:pPr>
         <w:pStyle w:val="29"/>
+        <w:keepNext w:val="0"/>
+        <w:keepLines w:val="0"/>
+        <w:pageBreakBefore w:val="0"/>
+        <w:widowControl w:val="0"/>
+        <w:kinsoku w:val="0"/>
+        <w:wordWrap/>
+        <w:overflowPunct/>
+        <w:topLinePunct w:val="0"/>
+        <w:autoSpaceDE w:val="0"/>
+        <w:autoSpaceDN w:val="0"/>
+        <w:bidi w:val="0"/>
+        <w:adjustRightInd w:val="0"/>
+        <w:snapToGrid w:val="0"/>
+        <w:textAlignment w:val="baseline"/>
         <w:rPr>
           <w:rFonts w:hint="default"/>
           <w:lang w:val="en-US" w:eastAsia="zh-CN"/>
@@ -3896,6 +4772,20 @@
     <w:p>
       <w:pPr>
         <w:pStyle w:val="29"/>
+        <w:keepNext w:val="0"/>
+        <w:keepLines w:val="0"/>
+        <w:pageBreakBefore w:val="0"/>
+        <w:widowControl w:val="0"/>
+        <w:kinsoku w:val="0"/>
+        <w:wordWrap/>
+        <w:overflowPunct/>
+        <w:topLinePunct w:val="0"/>
+        <w:autoSpaceDE w:val="0"/>
+        <w:autoSpaceDN w:val="0"/>
+        <w:bidi w:val="0"/>
+        <w:adjustRightInd w:val="0"/>
+        <w:snapToGrid w:val="0"/>
+        <w:textAlignment w:val="baseline"/>
         <w:rPr>
           <w:rFonts w:hint="default"/>
           <w:lang w:val="en-US" w:eastAsia="zh-CN"/>
@@ -3912,7 +4802,20 @@
     <w:p>
       <w:pPr>
         <w:pStyle w:val="31"/>
-        <w:bidi w:val="0"/>
+        <w:keepNext w:val="0"/>
+        <w:keepLines w:val="0"/>
+        <w:pageBreakBefore w:val="0"/>
+        <w:widowControl w:val="0"/>
+        <w:kinsoku w:val="0"/>
+        <w:wordWrap/>
+        <w:overflowPunct/>
+        <w:topLinePunct w:val="0"/>
+        <w:autoSpaceDE w:val="0"/>
+        <w:autoSpaceDN w:val="0"/>
+        <w:bidi w:val="0"/>
+        <w:adjustRightInd w:val="0"/>
+        <w:snapToGrid w:val="0"/>
+        <w:textAlignment w:val="baseline"/>
         <w:rPr>
           <w:rFonts w:hint="default"/>
           <w:lang w:val="en-US" w:eastAsia="zh-CN"/>
@@ -3929,6 +4832,20 @@
     <w:p>
       <w:pPr>
         <w:pStyle w:val="29"/>
+        <w:keepNext w:val="0"/>
+        <w:keepLines w:val="0"/>
+        <w:pageBreakBefore w:val="0"/>
+        <w:widowControl w:val="0"/>
+        <w:kinsoku w:val="0"/>
+        <w:wordWrap/>
+        <w:overflowPunct/>
+        <w:topLinePunct w:val="0"/>
+        <w:autoSpaceDE w:val="0"/>
+        <w:autoSpaceDN w:val="0"/>
+        <w:bidi w:val="0"/>
+        <w:adjustRightInd w:val="0"/>
+        <w:snapToGrid w:val="0"/>
+        <w:textAlignment w:val="baseline"/>
         <w:rPr>
           <w:rFonts w:hint="default"/>
           <w:lang w:val="en-US" w:eastAsia="zh-CN"/>
@@ -3945,7 +4862,20 @@
     <w:p>
       <w:pPr>
         <w:pStyle w:val="30"/>
-        <w:bidi w:val="0"/>
+        <w:keepNext w:val="0"/>
+        <w:keepLines w:val="0"/>
+        <w:pageBreakBefore w:val="0"/>
+        <w:widowControl w:val="0"/>
+        <w:kinsoku w:val="0"/>
+        <w:wordWrap/>
+        <w:overflowPunct/>
+        <w:topLinePunct w:val="0"/>
+        <w:autoSpaceDE w:val="0"/>
+        <w:autoSpaceDN w:val="0"/>
+        <w:bidi w:val="0"/>
+        <w:adjustRightInd w:val="0"/>
+        <w:snapToGrid w:val="0"/>
+        <w:textAlignment w:val="baseline"/>
         <w:rPr>
           <w:rFonts w:hint="default"/>
           <w:lang w:val="en-US" w:eastAsia="zh-CN"/>
@@ -3962,7 +4892,20 @@
     <w:p>
       <w:pPr>
         <w:pStyle w:val="31"/>
-        <w:bidi w:val="0"/>
+        <w:keepNext w:val="0"/>
+        <w:keepLines w:val="0"/>
+        <w:pageBreakBefore w:val="0"/>
+        <w:widowControl w:val="0"/>
+        <w:kinsoku w:val="0"/>
+        <w:wordWrap/>
+        <w:overflowPunct/>
+        <w:topLinePunct w:val="0"/>
+        <w:autoSpaceDE w:val="0"/>
+        <w:autoSpaceDN w:val="0"/>
+        <w:bidi w:val="0"/>
+        <w:adjustRightInd w:val="0"/>
+        <w:snapToGrid w:val="0"/>
+        <w:textAlignment w:val="baseline"/>
         <w:rPr>
           <w:rFonts w:hint="default"/>
           <w:lang w:val="en-US" w:eastAsia="zh-CN"/>
@@ -3979,6 +4922,20 @@
     <w:p>
       <w:pPr>
         <w:pStyle w:val="29"/>
+        <w:keepNext w:val="0"/>
+        <w:keepLines w:val="0"/>
+        <w:pageBreakBefore w:val="0"/>
+        <w:widowControl w:val="0"/>
+        <w:kinsoku w:val="0"/>
+        <w:wordWrap/>
+        <w:overflowPunct/>
+        <w:topLinePunct w:val="0"/>
+        <w:autoSpaceDE w:val="0"/>
+        <w:autoSpaceDN w:val="0"/>
+        <w:bidi w:val="0"/>
+        <w:adjustRightInd w:val="0"/>
+        <w:snapToGrid w:val="0"/>
+        <w:textAlignment w:val="baseline"/>
         <w:rPr>
           <w:rFonts w:hint="default"/>
           <w:lang w:val="en-US" w:eastAsia="zh-CN"/>
@@ -4002,6 +4959,20 @@
     <w:p>
       <w:pPr>
         <w:pStyle w:val="29"/>
+        <w:keepNext w:val="0"/>
+        <w:keepLines w:val="0"/>
+        <w:pageBreakBefore w:val="0"/>
+        <w:widowControl w:val="0"/>
+        <w:kinsoku w:val="0"/>
+        <w:wordWrap/>
+        <w:overflowPunct/>
+        <w:topLinePunct w:val="0"/>
+        <w:autoSpaceDE w:val="0"/>
+        <w:autoSpaceDN w:val="0"/>
+        <w:bidi w:val="0"/>
+        <w:adjustRightInd w:val="0"/>
+        <w:snapToGrid w:val="0"/>
+        <w:textAlignment w:val="baseline"/>
         <w:rPr>
           <w:rFonts w:hint="default"/>
           <w:lang w:val="en-US" w:eastAsia="zh-CN"/>
@@ -4018,7 +4989,20 @@
     <w:p>
       <w:pPr>
         <w:pStyle w:val="31"/>
-        <w:bidi w:val="0"/>
+        <w:keepNext w:val="0"/>
+        <w:keepLines w:val="0"/>
+        <w:pageBreakBefore w:val="0"/>
+        <w:widowControl w:val="0"/>
+        <w:kinsoku w:val="0"/>
+        <w:wordWrap/>
+        <w:overflowPunct/>
+        <w:topLinePunct w:val="0"/>
+        <w:autoSpaceDE w:val="0"/>
+        <w:autoSpaceDN w:val="0"/>
+        <w:bidi w:val="0"/>
+        <w:adjustRightInd w:val="0"/>
+        <w:snapToGrid w:val="0"/>
+        <w:textAlignment w:val="baseline"/>
         <w:rPr>
           <w:rFonts w:hint="default"/>
           <w:lang w:val="en-US" w:eastAsia="zh-CN"/>
@@ -4035,6 +5019,20 @@
     <w:p>
       <w:pPr>
         <w:pStyle w:val="29"/>
+        <w:keepNext w:val="0"/>
+        <w:keepLines w:val="0"/>
+        <w:pageBreakBefore w:val="0"/>
+        <w:widowControl w:val="0"/>
+        <w:kinsoku w:val="0"/>
+        <w:wordWrap/>
+        <w:overflowPunct/>
+        <w:topLinePunct w:val="0"/>
+        <w:autoSpaceDE w:val="0"/>
+        <w:autoSpaceDN w:val="0"/>
+        <w:bidi w:val="0"/>
+        <w:adjustRightInd w:val="0"/>
+        <w:snapToGrid w:val="0"/>
+        <w:textAlignment w:val="baseline"/>
         <w:rPr>
           <w:rFonts w:hint="default"/>
           <w:lang w:val="en-US" w:eastAsia="zh-CN"/>
@@ -4051,6 +5049,20 @@
     <w:p>
       <w:pPr>
         <w:pStyle w:val="29"/>
+        <w:keepNext w:val="0"/>
+        <w:keepLines w:val="0"/>
+        <w:pageBreakBefore w:val="0"/>
+        <w:widowControl w:val="0"/>
+        <w:kinsoku w:val="0"/>
+        <w:wordWrap/>
+        <w:overflowPunct/>
+        <w:topLinePunct w:val="0"/>
+        <w:autoSpaceDE w:val="0"/>
+        <w:autoSpaceDN w:val="0"/>
+        <w:bidi w:val="0"/>
+        <w:adjustRightInd w:val="0"/>
+        <w:snapToGrid w:val="0"/>
+        <w:textAlignment w:val="baseline"/>
         <w:rPr>
           <w:rFonts w:hint="default"/>
           <w:lang w:val="en-US" w:eastAsia="zh-CN"/>
@@ -4067,6 +5079,20 @@
     <w:p>
       <w:pPr>
         <w:pStyle w:val="29"/>
+        <w:keepNext w:val="0"/>
+        <w:keepLines w:val="0"/>
+        <w:pageBreakBefore w:val="0"/>
+        <w:widowControl w:val="0"/>
+        <w:kinsoku w:val="0"/>
+        <w:wordWrap/>
+        <w:overflowPunct/>
+        <w:topLinePunct w:val="0"/>
+        <w:autoSpaceDE w:val="0"/>
+        <w:autoSpaceDN w:val="0"/>
+        <w:bidi w:val="0"/>
+        <w:adjustRightInd w:val="0"/>
+        <w:snapToGrid w:val="0"/>
+        <w:textAlignment w:val="baseline"/>
         <w:rPr>
           <w:rFonts w:hint="default"/>
           <w:lang w:val="en-US" w:eastAsia="zh-CN"/>
@@ -4083,6 +5109,20 @@
     <w:p>
       <w:pPr>
         <w:pStyle w:val="29"/>
+        <w:keepNext w:val="0"/>
+        <w:keepLines w:val="0"/>
+        <w:pageBreakBefore w:val="0"/>
+        <w:widowControl w:val="0"/>
+        <w:kinsoku w:val="0"/>
+        <w:wordWrap/>
+        <w:overflowPunct/>
+        <w:topLinePunct w:val="0"/>
+        <w:autoSpaceDE w:val="0"/>
+        <w:autoSpaceDN w:val="0"/>
+        <w:bidi w:val="0"/>
+        <w:adjustRightInd w:val="0"/>
+        <w:snapToGrid w:val="0"/>
+        <w:textAlignment w:val="baseline"/>
         <w:rPr>
           <w:rFonts w:hint="default"/>
           <w:lang w:val="en-US" w:eastAsia="zh-CN"/>
@@ -4113,6 +5153,20 @@
     <w:p>
       <w:pPr>
         <w:pStyle w:val="29"/>
+        <w:keepNext w:val="0"/>
+        <w:keepLines w:val="0"/>
+        <w:pageBreakBefore w:val="0"/>
+        <w:widowControl w:val="0"/>
+        <w:kinsoku w:val="0"/>
+        <w:wordWrap/>
+        <w:overflowPunct/>
+        <w:topLinePunct w:val="0"/>
+        <w:autoSpaceDE w:val="0"/>
+        <w:autoSpaceDN w:val="0"/>
+        <w:bidi w:val="0"/>
+        <w:adjustRightInd w:val="0"/>
+        <w:snapToGrid w:val="0"/>
+        <w:textAlignment w:val="baseline"/>
         <w:rPr>
           <w:rFonts w:hint="default"/>
           <w:lang w:val="en-US" w:eastAsia="zh-CN"/>
@@ -4129,7 +5183,20 @@
     <w:p>
       <w:pPr>
         <w:pStyle w:val="30"/>
-        <w:bidi w:val="0"/>
+        <w:keepNext w:val="0"/>
+        <w:keepLines w:val="0"/>
+        <w:pageBreakBefore w:val="0"/>
+        <w:widowControl w:val="0"/>
+        <w:kinsoku w:val="0"/>
+        <w:wordWrap/>
+        <w:overflowPunct/>
+        <w:topLinePunct w:val="0"/>
+        <w:autoSpaceDE w:val="0"/>
+        <w:autoSpaceDN w:val="0"/>
+        <w:bidi w:val="0"/>
+        <w:adjustRightInd w:val="0"/>
+        <w:snapToGrid w:val="0"/>
+        <w:textAlignment w:val="baseline"/>
         <w:rPr>
           <w:rFonts w:hint="default"/>
           <w:lang w:val="en-US" w:eastAsia="zh-CN"/>
@@ -4146,7 +5213,20 @@
     <w:p>
       <w:pPr>
         <w:pStyle w:val="31"/>
-        <w:bidi w:val="0"/>
+        <w:keepNext w:val="0"/>
+        <w:keepLines w:val="0"/>
+        <w:pageBreakBefore w:val="0"/>
+        <w:widowControl w:val="0"/>
+        <w:kinsoku w:val="0"/>
+        <w:wordWrap/>
+        <w:overflowPunct/>
+        <w:topLinePunct w:val="0"/>
+        <w:autoSpaceDE w:val="0"/>
+        <w:autoSpaceDN w:val="0"/>
+        <w:bidi w:val="0"/>
+        <w:adjustRightInd w:val="0"/>
+        <w:snapToGrid w:val="0"/>
+        <w:textAlignment w:val="baseline"/>
         <w:rPr>
           <w:rFonts w:hint="default"/>
           <w:lang w:val="en-US" w:eastAsia="zh-CN"/>
@@ -4163,6 +5243,20 @@
     <w:p>
       <w:pPr>
         <w:pStyle w:val="29"/>
+        <w:keepNext w:val="0"/>
+        <w:keepLines w:val="0"/>
+        <w:pageBreakBefore w:val="0"/>
+        <w:widowControl w:val="0"/>
+        <w:kinsoku w:val="0"/>
+        <w:wordWrap/>
+        <w:overflowPunct/>
+        <w:topLinePunct w:val="0"/>
+        <w:autoSpaceDE w:val="0"/>
+        <w:autoSpaceDN w:val="0"/>
+        <w:bidi w:val="0"/>
+        <w:adjustRightInd w:val="0"/>
+        <w:snapToGrid w:val="0"/>
+        <w:textAlignment w:val="baseline"/>
         <w:rPr>
           <w:rFonts w:hint="default"/>
           <w:lang w:val="en-US" w:eastAsia="zh-CN"/>
@@ -4179,6 +5273,20 @@
     <w:p>
       <w:pPr>
         <w:pStyle w:val="29"/>
+        <w:keepNext w:val="0"/>
+        <w:keepLines w:val="0"/>
+        <w:pageBreakBefore w:val="0"/>
+        <w:widowControl w:val="0"/>
+        <w:kinsoku w:val="0"/>
+        <w:wordWrap/>
+        <w:overflowPunct/>
+        <w:topLinePunct w:val="0"/>
+        <w:autoSpaceDE w:val="0"/>
+        <w:autoSpaceDN w:val="0"/>
+        <w:bidi w:val="0"/>
+        <w:adjustRightInd w:val="0"/>
+        <w:snapToGrid w:val="0"/>
+        <w:textAlignment w:val="baseline"/>
         <w:rPr>
           <w:rFonts w:hint="default"/>
           <w:lang w:val="en-US" w:eastAsia="zh-CN"/>
@@ -4195,6 +5303,20 @@
     <w:p>
       <w:pPr>
         <w:pStyle w:val="29"/>
+        <w:keepNext w:val="0"/>
+        <w:keepLines w:val="0"/>
+        <w:pageBreakBefore w:val="0"/>
+        <w:widowControl w:val="0"/>
+        <w:kinsoku w:val="0"/>
+        <w:wordWrap/>
+        <w:overflowPunct/>
+        <w:topLinePunct w:val="0"/>
+        <w:autoSpaceDE w:val="0"/>
+        <w:autoSpaceDN w:val="0"/>
+        <w:bidi w:val="0"/>
+        <w:adjustRightInd w:val="0"/>
+        <w:snapToGrid w:val="0"/>
+        <w:textAlignment w:val="baseline"/>
         <w:rPr>
           <w:rFonts w:hint="default"/>
           <w:lang w:val="en-US" w:eastAsia="zh-CN"/>
@@ -4211,6 +5333,20 @@
     <w:p>
       <w:pPr>
         <w:pStyle w:val="29"/>
+        <w:keepNext w:val="0"/>
+        <w:keepLines w:val="0"/>
+        <w:pageBreakBefore w:val="0"/>
+        <w:widowControl w:val="0"/>
+        <w:kinsoku w:val="0"/>
+        <w:wordWrap/>
+        <w:overflowPunct/>
+        <w:topLinePunct w:val="0"/>
+        <w:autoSpaceDE w:val="0"/>
+        <w:autoSpaceDN w:val="0"/>
+        <w:bidi w:val="0"/>
+        <w:adjustRightInd w:val="0"/>
+        <w:snapToGrid w:val="0"/>
+        <w:textAlignment w:val="baseline"/>
         <w:rPr>
           <w:rFonts w:hint="default"/>
           <w:lang w:val="en-US" w:eastAsia="zh-CN"/>
@@ -4227,6 +5363,20 @@
     <w:p>
       <w:pPr>
         <w:pStyle w:val="29"/>
+        <w:keepNext w:val="0"/>
+        <w:keepLines w:val="0"/>
+        <w:pageBreakBefore w:val="0"/>
+        <w:widowControl w:val="0"/>
+        <w:kinsoku w:val="0"/>
+        <w:wordWrap/>
+        <w:overflowPunct/>
+        <w:topLinePunct w:val="0"/>
+        <w:autoSpaceDE w:val="0"/>
+        <w:autoSpaceDN w:val="0"/>
+        <w:bidi w:val="0"/>
+        <w:adjustRightInd w:val="0"/>
+        <w:snapToGrid w:val="0"/>
+        <w:textAlignment w:val="baseline"/>
         <w:rPr>
           <w:rFonts w:hint="default"/>
           <w:lang w:val="en-US" w:eastAsia="zh-CN"/>
@@ -4243,6 +5393,20 @@
     <w:p>
       <w:pPr>
         <w:pStyle w:val="29"/>
+        <w:keepNext w:val="0"/>
+        <w:keepLines w:val="0"/>
+        <w:pageBreakBefore w:val="0"/>
+        <w:widowControl w:val="0"/>
+        <w:kinsoku w:val="0"/>
+        <w:wordWrap/>
+        <w:overflowPunct/>
+        <w:topLinePunct w:val="0"/>
+        <w:autoSpaceDE w:val="0"/>
+        <w:autoSpaceDN w:val="0"/>
+        <w:bidi w:val="0"/>
+        <w:adjustRightInd w:val="0"/>
+        <w:snapToGrid w:val="0"/>
+        <w:textAlignment w:val="baseline"/>
         <w:rPr>
           <w:rFonts w:hint="default"/>
           <w:lang w:val="en-US" w:eastAsia="zh-CN"/>
@@ -4259,6 +5423,20 @@
     <w:p>
       <w:pPr>
         <w:pStyle w:val="29"/>
+        <w:keepNext w:val="0"/>
+        <w:keepLines w:val="0"/>
+        <w:pageBreakBefore w:val="0"/>
+        <w:widowControl w:val="0"/>
+        <w:kinsoku w:val="0"/>
+        <w:wordWrap/>
+        <w:overflowPunct/>
+        <w:topLinePunct w:val="0"/>
+        <w:autoSpaceDE w:val="0"/>
+        <w:autoSpaceDN w:val="0"/>
+        <w:bidi w:val="0"/>
+        <w:adjustRightInd w:val="0"/>
+        <w:snapToGrid w:val="0"/>
+        <w:textAlignment w:val="baseline"/>
         <w:rPr>
           <w:rFonts w:hint="default"/>
           <w:lang w:val="en-US" w:eastAsia="zh-CN"/>
@@ -4275,7 +5453,20 @@
     <w:p>
       <w:pPr>
         <w:pStyle w:val="31"/>
-        <w:bidi w:val="0"/>
+        <w:keepNext w:val="0"/>
+        <w:keepLines w:val="0"/>
+        <w:pageBreakBefore w:val="0"/>
+        <w:widowControl w:val="0"/>
+        <w:kinsoku w:val="0"/>
+        <w:wordWrap/>
+        <w:overflowPunct/>
+        <w:topLinePunct w:val="0"/>
+        <w:autoSpaceDE w:val="0"/>
+        <w:autoSpaceDN w:val="0"/>
+        <w:bidi w:val="0"/>
+        <w:adjustRightInd w:val="0"/>
+        <w:snapToGrid w:val="0"/>
+        <w:textAlignment w:val="baseline"/>
         <w:rPr>
           <w:rFonts w:hint="default"/>
           <w:lang w:val="en-US" w:eastAsia="zh-CN"/>
@@ -4292,6 +5483,20 @@
     <w:p>
       <w:pPr>
         <w:pStyle w:val="29"/>
+        <w:keepNext w:val="0"/>
+        <w:keepLines w:val="0"/>
+        <w:pageBreakBefore w:val="0"/>
+        <w:widowControl w:val="0"/>
+        <w:kinsoku w:val="0"/>
+        <w:wordWrap/>
+        <w:overflowPunct/>
+        <w:topLinePunct w:val="0"/>
+        <w:autoSpaceDE w:val="0"/>
+        <w:autoSpaceDN w:val="0"/>
+        <w:bidi w:val="0"/>
+        <w:adjustRightInd w:val="0"/>
+        <w:snapToGrid w:val="0"/>
+        <w:textAlignment w:val="baseline"/>
         <w:rPr>
           <w:rFonts w:hint="default"/>
           <w:lang w:val="en-US" w:eastAsia="zh-CN"/>
@@ -4308,6 +5513,20 @@
     <w:p>
       <w:pPr>
         <w:pStyle w:val="29"/>
+        <w:keepNext w:val="0"/>
+        <w:keepLines w:val="0"/>
+        <w:pageBreakBefore w:val="0"/>
+        <w:widowControl w:val="0"/>
+        <w:kinsoku w:val="0"/>
+        <w:wordWrap/>
+        <w:overflowPunct/>
+        <w:topLinePunct w:val="0"/>
+        <w:autoSpaceDE w:val="0"/>
+        <w:autoSpaceDN w:val="0"/>
+        <w:bidi w:val="0"/>
+        <w:adjustRightInd w:val="0"/>
+        <w:snapToGrid w:val="0"/>
+        <w:textAlignment w:val="baseline"/>
         <w:rPr>
           <w:rFonts w:hint="default"/>
           <w:lang w:val="en-US" w:eastAsia="zh-CN"/>
@@ -4324,6 +5543,20 @@
     <w:p>
       <w:pPr>
         <w:pStyle w:val="29"/>
+        <w:keepNext w:val="0"/>
+        <w:keepLines w:val="0"/>
+        <w:pageBreakBefore w:val="0"/>
+        <w:widowControl w:val="0"/>
+        <w:kinsoku w:val="0"/>
+        <w:wordWrap/>
+        <w:overflowPunct/>
+        <w:topLinePunct w:val="0"/>
+        <w:autoSpaceDE w:val="0"/>
+        <w:autoSpaceDN w:val="0"/>
+        <w:bidi w:val="0"/>
+        <w:adjustRightInd w:val="0"/>
+        <w:snapToGrid w:val="0"/>
+        <w:textAlignment w:val="baseline"/>
         <w:rPr>
           <w:rFonts w:hint="default"/>
           <w:lang w:val="en-US" w:eastAsia="zh-CN"/>
@@ -4340,6 +5573,20 @@
     <w:p>
       <w:pPr>
         <w:pStyle w:val="29"/>
+        <w:keepNext w:val="0"/>
+        <w:keepLines w:val="0"/>
+        <w:pageBreakBefore w:val="0"/>
+        <w:widowControl w:val="0"/>
+        <w:kinsoku w:val="0"/>
+        <w:wordWrap/>
+        <w:overflowPunct/>
+        <w:topLinePunct w:val="0"/>
+        <w:autoSpaceDE w:val="0"/>
+        <w:autoSpaceDN w:val="0"/>
+        <w:bidi w:val="0"/>
+        <w:adjustRightInd w:val="0"/>
+        <w:snapToGrid w:val="0"/>
+        <w:textAlignment w:val="baseline"/>
         <w:rPr>
           <w:rFonts w:hint="default"/>
           <w:lang w:val="en-US" w:eastAsia="zh-CN"/>
@@ -4356,6 +5603,20 @@
     <w:p>
       <w:pPr>
         <w:pStyle w:val="29"/>
+        <w:keepNext w:val="0"/>
+        <w:keepLines w:val="0"/>
+        <w:pageBreakBefore w:val="0"/>
+        <w:widowControl w:val="0"/>
+        <w:kinsoku w:val="0"/>
+        <w:wordWrap/>
+        <w:overflowPunct/>
+        <w:topLinePunct w:val="0"/>
+        <w:autoSpaceDE w:val="0"/>
+        <w:autoSpaceDN w:val="0"/>
+        <w:bidi w:val="0"/>
+        <w:adjustRightInd w:val="0"/>
+        <w:snapToGrid w:val="0"/>
+        <w:textAlignment w:val="baseline"/>
         <w:rPr>
           <w:rFonts w:hint="default"/>
           <w:lang w:val="en-US" w:eastAsia="zh-CN"/>
@@ -4372,6 +5633,20 @@
     <w:p>
       <w:pPr>
         <w:pStyle w:val="29"/>
+        <w:keepNext w:val="0"/>
+        <w:keepLines w:val="0"/>
+        <w:pageBreakBefore w:val="0"/>
+        <w:widowControl w:val="0"/>
+        <w:kinsoku w:val="0"/>
+        <w:wordWrap/>
+        <w:overflowPunct/>
+        <w:topLinePunct w:val="0"/>
+        <w:autoSpaceDE w:val="0"/>
+        <w:autoSpaceDN w:val="0"/>
+        <w:bidi w:val="0"/>
+        <w:adjustRightInd w:val="0"/>
+        <w:snapToGrid w:val="0"/>
+        <w:textAlignment w:val="baseline"/>
         <w:rPr>
           <w:rFonts w:hint="default"/>
           <w:lang w:val="en-US" w:eastAsia="zh-CN"/>
@@ -4388,6 +5663,20 @@
     <w:p>
       <w:pPr>
         <w:pStyle w:val="29"/>
+        <w:keepNext w:val="0"/>
+        <w:keepLines w:val="0"/>
+        <w:pageBreakBefore w:val="0"/>
+        <w:widowControl w:val="0"/>
+        <w:kinsoku w:val="0"/>
+        <w:wordWrap/>
+        <w:overflowPunct/>
+        <w:topLinePunct w:val="0"/>
+        <w:autoSpaceDE w:val="0"/>
+        <w:autoSpaceDN w:val="0"/>
+        <w:bidi w:val="0"/>
+        <w:adjustRightInd w:val="0"/>
+        <w:snapToGrid w:val="0"/>
+        <w:textAlignment w:val="baseline"/>
         <w:rPr>
           <w:rFonts w:hint="default"/>
           <w:lang w:val="en-US" w:eastAsia="zh-CN"/>
@@ -4404,7 +5693,20 @@
     <w:p>
       <w:pPr>
         <w:pStyle w:val="30"/>
-        <w:bidi w:val="0"/>
+        <w:keepNext w:val="0"/>
+        <w:keepLines w:val="0"/>
+        <w:pageBreakBefore w:val="0"/>
+        <w:widowControl w:val="0"/>
+        <w:kinsoku w:val="0"/>
+        <w:wordWrap/>
+        <w:overflowPunct/>
+        <w:topLinePunct w:val="0"/>
+        <w:autoSpaceDE w:val="0"/>
+        <w:autoSpaceDN w:val="0"/>
+        <w:bidi w:val="0"/>
+        <w:adjustRightInd w:val="0"/>
+        <w:snapToGrid w:val="0"/>
+        <w:textAlignment w:val="baseline"/>
         <w:rPr>
           <w:rFonts w:hint="default"/>
           <w:lang w:val="en-US" w:eastAsia="zh-CN"/>
@@ -4421,7 +5723,20 @@
     <w:p>
       <w:pPr>
         <w:pStyle w:val="31"/>
-        <w:bidi w:val="0"/>
+        <w:keepNext w:val="0"/>
+        <w:keepLines w:val="0"/>
+        <w:pageBreakBefore w:val="0"/>
+        <w:widowControl w:val="0"/>
+        <w:kinsoku w:val="0"/>
+        <w:wordWrap/>
+        <w:overflowPunct/>
+        <w:topLinePunct w:val="0"/>
+        <w:autoSpaceDE w:val="0"/>
+        <w:autoSpaceDN w:val="0"/>
+        <w:bidi w:val="0"/>
+        <w:adjustRightInd w:val="0"/>
+        <w:snapToGrid w:val="0"/>
+        <w:textAlignment w:val="baseline"/>
         <w:rPr>
           <w:rFonts w:hint="default"/>
           <w:lang w:val="en-US" w:eastAsia="zh-CN"/>
@@ -4438,6 +5753,20 @@
     <w:p>
       <w:pPr>
         <w:pStyle w:val="29"/>
+        <w:keepNext w:val="0"/>
+        <w:keepLines w:val="0"/>
+        <w:pageBreakBefore w:val="0"/>
+        <w:widowControl w:val="0"/>
+        <w:kinsoku w:val="0"/>
+        <w:wordWrap/>
+        <w:overflowPunct/>
+        <w:topLinePunct w:val="0"/>
+        <w:autoSpaceDE w:val="0"/>
+        <w:autoSpaceDN w:val="0"/>
+        <w:bidi w:val="0"/>
+        <w:adjustRightInd w:val="0"/>
+        <w:snapToGrid w:val="0"/>
+        <w:textAlignment w:val="baseline"/>
         <w:rPr>
           <w:rFonts w:hint="default"/>
           <w:lang w:val="en-US" w:eastAsia="zh-CN"/>
@@ -4454,6 +5783,20 @@
     <w:p>
       <w:pPr>
         <w:pStyle w:val="29"/>
+        <w:keepNext w:val="0"/>
+        <w:keepLines w:val="0"/>
+        <w:pageBreakBefore w:val="0"/>
+        <w:widowControl w:val="0"/>
+        <w:kinsoku w:val="0"/>
+        <w:wordWrap/>
+        <w:overflowPunct/>
+        <w:topLinePunct w:val="0"/>
+        <w:autoSpaceDE w:val="0"/>
+        <w:autoSpaceDN w:val="0"/>
+        <w:bidi w:val="0"/>
+        <w:adjustRightInd w:val="0"/>
+        <w:snapToGrid w:val="0"/>
+        <w:textAlignment w:val="baseline"/>
         <w:rPr>
           <w:rFonts w:hint="default"/>
           <w:lang w:val="en-US" w:eastAsia="zh-CN"/>
@@ -4470,6 +5813,20 @@
     <w:p>
       <w:pPr>
         <w:pStyle w:val="29"/>
+        <w:keepNext w:val="0"/>
+        <w:keepLines w:val="0"/>
+        <w:pageBreakBefore w:val="0"/>
+        <w:widowControl w:val="0"/>
+        <w:kinsoku w:val="0"/>
+        <w:wordWrap/>
+        <w:overflowPunct/>
+        <w:topLinePunct w:val="0"/>
+        <w:autoSpaceDE w:val="0"/>
+        <w:autoSpaceDN w:val="0"/>
+        <w:bidi w:val="0"/>
+        <w:adjustRightInd w:val="0"/>
+        <w:snapToGrid w:val="0"/>
+        <w:textAlignment w:val="baseline"/>
         <w:rPr>
           <w:rFonts w:hint="default"/>
           <w:lang w:val="en-US" w:eastAsia="zh-CN"/>
@@ -4486,7 +5843,20 @@
     <w:p>
       <w:pPr>
         <w:pStyle w:val="31"/>
-        <w:bidi w:val="0"/>
+        <w:keepNext w:val="0"/>
+        <w:keepLines w:val="0"/>
+        <w:pageBreakBefore w:val="0"/>
+        <w:widowControl w:val="0"/>
+        <w:kinsoku w:val="0"/>
+        <w:wordWrap/>
+        <w:overflowPunct/>
+        <w:topLinePunct w:val="0"/>
+        <w:autoSpaceDE w:val="0"/>
+        <w:autoSpaceDN w:val="0"/>
+        <w:bidi w:val="0"/>
+        <w:adjustRightInd w:val="0"/>
+        <w:snapToGrid w:val="0"/>
+        <w:textAlignment w:val="baseline"/>
         <w:rPr>
           <w:rFonts w:hint="default"/>
           <w:lang w:val="en-US" w:eastAsia="zh-CN"/>
@@ -4503,6 +5873,20 @@
     <w:p>
       <w:pPr>
         <w:pStyle w:val="29"/>
+        <w:keepNext w:val="0"/>
+        <w:keepLines w:val="0"/>
+        <w:pageBreakBefore w:val="0"/>
+        <w:widowControl w:val="0"/>
+        <w:kinsoku w:val="0"/>
+        <w:wordWrap/>
+        <w:overflowPunct/>
+        <w:topLinePunct w:val="0"/>
+        <w:autoSpaceDE w:val="0"/>
+        <w:autoSpaceDN w:val="0"/>
+        <w:bidi w:val="0"/>
+        <w:adjustRightInd w:val="0"/>
+        <w:snapToGrid w:val="0"/>
+        <w:textAlignment w:val="baseline"/>
         <w:rPr>
           <w:rFonts w:hint="default"/>
           <w:lang w:val="en-US" w:eastAsia="zh-CN"/>
@@ -4519,6 +5903,20 @@
     <w:p>
       <w:pPr>
         <w:pStyle w:val="29"/>
+        <w:keepNext w:val="0"/>
+        <w:keepLines w:val="0"/>
+        <w:pageBreakBefore w:val="0"/>
+        <w:widowControl w:val="0"/>
+        <w:kinsoku w:val="0"/>
+        <w:wordWrap/>
+        <w:overflowPunct/>
+        <w:topLinePunct w:val="0"/>
+        <w:autoSpaceDE w:val="0"/>
+        <w:autoSpaceDN w:val="0"/>
+        <w:bidi w:val="0"/>
+        <w:adjustRightInd w:val="0"/>
+        <w:snapToGrid w:val="0"/>
+        <w:textAlignment w:val="baseline"/>
         <w:rPr>
           <w:rFonts w:hint="default"/>
           <w:lang w:val="en-US" w:eastAsia="zh-CN"/>
@@ -4535,7 +5933,20 @@
     <w:p>
       <w:pPr>
         <w:pStyle w:val="30"/>
-        <w:bidi w:val="0"/>
+        <w:keepNext w:val="0"/>
+        <w:keepLines w:val="0"/>
+        <w:pageBreakBefore w:val="0"/>
+        <w:widowControl w:val="0"/>
+        <w:kinsoku w:val="0"/>
+        <w:wordWrap/>
+        <w:overflowPunct/>
+        <w:topLinePunct w:val="0"/>
+        <w:autoSpaceDE w:val="0"/>
+        <w:autoSpaceDN w:val="0"/>
+        <w:bidi w:val="0"/>
+        <w:adjustRightInd w:val="0"/>
+        <w:snapToGrid w:val="0"/>
+        <w:textAlignment w:val="baseline"/>
         <w:rPr>
           <w:rFonts w:hint="default"/>
           <w:lang w:val="en-US" w:eastAsia="zh-CN"/>
@@ -4552,7 +5963,20 @@
     <w:p>
       <w:pPr>
         <w:pStyle w:val="31"/>
-        <w:bidi w:val="0"/>
+        <w:keepNext w:val="0"/>
+        <w:keepLines w:val="0"/>
+        <w:pageBreakBefore w:val="0"/>
+        <w:widowControl w:val="0"/>
+        <w:kinsoku w:val="0"/>
+        <w:wordWrap/>
+        <w:overflowPunct/>
+        <w:topLinePunct w:val="0"/>
+        <w:autoSpaceDE w:val="0"/>
+        <w:autoSpaceDN w:val="0"/>
+        <w:bidi w:val="0"/>
+        <w:adjustRightInd w:val="0"/>
+        <w:snapToGrid w:val="0"/>
+        <w:textAlignment w:val="baseline"/>
         <w:rPr>
           <w:rFonts w:hint="default"/>
           <w:lang w:val="en-US" w:eastAsia="zh-CN"/>
@@ -4569,7 +5993,20 @@
     <w:p>
       <w:pPr>
         <w:pStyle w:val="29"/>
-        <w:bidi w:val="0"/>
+        <w:keepNext w:val="0"/>
+        <w:keepLines w:val="0"/>
+        <w:pageBreakBefore w:val="0"/>
+        <w:widowControl w:val="0"/>
+        <w:kinsoku w:val="0"/>
+        <w:wordWrap/>
+        <w:overflowPunct/>
+        <w:topLinePunct w:val="0"/>
+        <w:autoSpaceDE w:val="0"/>
+        <w:autoSpaceDN w:val="0"/>
+        <w:bidi w:val="0"/>
+        <w:adjustRightInd w:val="0"/>
+        <w:snapToGrid w:val="0"/>
+        <w:textAlignment w:val="baseline"/>
         <w:rPr>
           <w:rFonts w:hint="default"/>
           <w:lang w:val="en-US" w:eastAsia="zh-CN"/>
@@ -4586,7 +6023,20 @@
     <w:p>
       <w:pPr>
         <w:pStyle w:val="31"/>
-        <w:bidi w:val="0"/>
+        <w:keepNext w:val="0"/>
+        <w:keepLines w:val="0"/>
+        <w:pageBreakBefore w:val="0"/>
+        <w:widowControl w:val="0"/>
+        <w:kinsoku w:val="0"/>
+        <w:wordWrap/>
+        <w:overflowPunct/>
+        <w:topLinePunct w:val="0"/>
+        <w:autoSpaceDE w:val="0"/>
+        <w:autoSpaceDN w:val="0"/>
+        <w:bidi w:val="0"/>
+        <w:adjustRightInd w:val="0"/>
+        <w:snapToGrid w:val="0"/>
+        <w:textAlignment w:val="baseline"/>
         <w:rPr>
           <w:rFonts w:hint="default"/>
           <w:lang w:val="en-US" w:eastAsia="zh-CN"/>
@@ -4603,7 +6053,20 @@
     <w:p>
       <w:pPr>
         <w:pStyle w:val="29"/>
-        <w:bidi w:val="0"/>
+        <w:keepNext w:val="0"/>
+        <w:keepLines w:val="0"/>
+        <w:pageBreakBefore w:val="0"/>
+        <w:widowControl w:val="0"/>
+        <w:kinsoku w:val="0"/>
+        <w:wordWrap/>
+        <w:overflowPunct/>
+        <w:topLinePunct w:val="0"/>
+        <w:autoSpaceDE w:val="0"/>
+        <w:autoSpaceDN w:val="0"/>
+        <w:bidi w:val="0"/>
+        <w:adjustRightInd w:val="0"/>
+        <w:snapToGrid w:val="0"/>
+        <w:textAlignment w:val="baseline"/>
         <w:rPr>
           <w:rFonts w:hint="default"/>
           <w:lang w:val="en-US" w:eastAsia="zh-CN"/>
@@ -4620,7 +6083,20 @@
     <w:p>
       <w:pPr>
         <w:pStyle w:val="31"/>
-        <w:bidi w:val="0"/>
+        <w:keepNext w:val="0"/>
+        <w:keepLines w:val="0"/>
+        <w:pageBreakBefore w:val="0"/>
+        <w:widowControl w:val="0"/>
+        <w:kinsoku w:val="0"/>
+        <w:wordWrap/>
+        <w:overflowPunct/>
+        <w:topLinePunct w:val="0"/>
+        <w:autoSpaceDE w:val="0"/>
+        <w:autoSpaceDN w:val="0"/>
+        <w:bidi w:val="0"/>
+        <w:adjustRightInd w:val="0"/>
+        <w:snapToGrid w:val="0"/>
+        <w:textAlignment w:val="baseline"/>
         <w:rPr>
           <w:rFonts w:hint="default"/>
           <w:lang w:val="en-US" w:eastAsia="zh-CN"/>
@@ -4637,7 +6113,20 @@
     <w:p>
       <w:pPr>
         <w:pStyle w:val="29"/>
-        <w:bidi w:val="0"/>
+        <w:keepNext w:val="0"/>
+        <w:keepLines w:val="0"/>
+        <w:pageBreakBefore w:val="0"/>
+        <w:widowControl w:val="0"/>
+        <w:kinsoku w:val="0"/>
+        <w:wordWrap/>
+        <w:overflowPunct/>
+        <w:topLinePunct w:val="0"/>
+        <w:autoSpaceDE w:val="0"/>
+        <w:autoSpaceDN w:val="0"/>
+        <w:bidi w:val="0"/>
+        <w:adjustRightInd w:val="0"/>
+        <w:snapToGrid w:val="0"/>
+        <w:textAlignment w:val="baseline"/>
         <w:rPr>
           <w:rFonts w:hint="default"/>
           <w:lang w:val="en-US" w:eastAsia="zh-CN"/>
@@ -4654,7 +6143,20 @@
     <w:p>
       <w:pPr>
         <w:pStyle w:val="31"/>
-        <w:bidi w:val="0"/>
+        <w:keepNext w:val="0"/>
+        <w:keepLines w:val="0"/>
+        <w:pageBreakBefore w:val="0"/>
+        <w:widowControl w:val="0"/>
+        <w:kinsoku w:val="0"/>
+        <w:wordWrap/>
+        <w:overflowPunct/>
+        <w:topLinePunct w:val="0"/>
+        <w:autoSpaceDE w:val="0"/>
+        <w:autoSpaceDN w:val="0"/>
+        <w:bidi w:val="0"/>
+        <w:adjustRightInd w:val="0"/>
+        <w:snapToGrid w:val="0"/>
+        <w:textAlignment w:val="baseline"/>
         <w:rPr>
           <w:rFonts w:hint="default"/>
           <w:lang w:val="en-US" w:eastAsia="zh-CN"/>
@@ -4671,7 +6173,20 @@
     <w:p>
       <w:pPr>
         <w:pStyle w:val="29"/>
-        <w:bidi w:val="0"/>
+        <w:keepNext w:val="0"/>
+        <w:keepLines w:val="0"/>
+        <w:pageBreakBefore w:val="0"/>
+        <w:widowControl w:val="0"/>
+        <w:kinsoku w:val="0"/>
+        <w:wordWrap/>
+        <w:overflowPunct/>
+        <w:topLinePunct w:val="0"/>
+        <w:autoSpaceDE w:val="0"/>
+        <w:autoSpaceDN w:val="0"/>
+        <w:bidi w:val="0"/>
+        <w:adjustRightInd w:val="0"/>
+        <w:snapToGrid w:val="0"/>
+        <w:textAlignment w:val="baseline"/>
         <w:rPr>
           <w:rFonts w:hint="default"/>
           <w:lang w:val="en-US" w:eastAsia="zh-CN"/>
@@ -4688,7 +6203,20 @@
     <w:p>
       <w:pPr>
         <w:pStyle w:val="30"/>
-        <w:bidi w:val="0"/>
+        <w:keepNext w:val="0"/>
+        <w:keepLines w:val="0"/>
+        <w:pageBreakBefore w:val="0"/>
+        <w:widowControl w:val="0"/>
+        <w:kinsoku w:val="0"/>
+        <w:wordWrap/>
+        <w:overflowPunct/>
+        <w:topLinePunct w:val="0"/>
+        <w:autoSpaceDE w:val="0"/>
+        <w:autoSpaceDN w:val="0"/>
+        <w:bidi w:val="0"/>
+        <w:adjustRightInd w:val="0"/>
+        <w:snapToGrid w:val="0"/>
+        <w:textAlignment w:val="baseline"/>
         <w:rPr>
           <w:rFonts w:hint="default"/>
           <w:lang w:val="en-US" w:eastAsia="zh-CN"/>
@@ -4705,7 +6233,20 @@
     <w:p>
       <w:pPr>
         <w:pStyle w:val="31"/>
-        <w:bidi w:val="0"/>
+        <w:keepNext w:val="0"/>
+        <w:keepLines w:val="0"/>
+        <w:pageBreakBefore w:val="0"/>
+        <w:widowControl w:val="0"/>
+        <w:kinsoku w:val="0"/>
+        <w:wordWrap/>
+        <w:overflowPunct/>
+        <w:topLinePunct w:val="0"/>
+        <w:autoSpaceDE w:val="0"/>
+        <w:autoSpaceDN w:val="0"/>
+        <w:bidi w:val="0"/>
+        <w:adjustRightInd w:val="0"/>
+        <w:snapToGrid w:val="0"/>
+        <w:textAlignment w:val="baseline"/>
         <w:rPr>
           <w:rFonts w:hint="default"/>
           <w:lang w:val="en-US" w:eastAsia="zh-CN"/>
@@ -4722,11 +6263,25 @@
     <w:p>
       <w:pPr>
         <w:pStyle w:val="29"/>
+        <w:keepNext w:val="0"/>
+        <w:keepLines w:val="0"/>
+        <w:pageBreakBefore w:val="0"/>
+        <w:widowControl w:val="0"/>
         <w:numPr>
           <w:ilvl w:val="0"/>
           <w:numId w:val="8"/>
         </w:numPr>
+        <w:kinsoku w:val="0"/>
+        <w:wordWrap/>
+        <w:overflowPunct/>
+        <w:topLinePunct w:val="0"/>
+        <w:autoSpaceDE w:val="0"/>
+        <w:autoSpaceDN w:val="0"/>
+        <w:bidi w:val="0"/>
+        <w:adjustRightInd w:val="0"/>
+        <w:snapToGrid w:val="0"/>
         <w:ind w:left="425" w:leftChars="0" w:hanging="425" w:firstLineChars="0"/>
+        <w:textAlignment w:val="baseline"/>
         <w:rPr>
           <w:rFonts w:hint="default"/>
           <w:lang w:val="en-US" w:eastAsia="zh-CN"/>
@@ -4743,11 +6298,25 @@
     <w:p>
       <w:pPr>
         <w:pStyle w:val="29"/>
+        <w:keepNext w:val="0"/>
+        <w:keepLines w:val="0"/>
+        <w:pageBreakBefore w:val="0"/>
+        <w:widowControl w:val="0"/>
         <w:numPr>
           <w:ilvl w:val="0"/>
           <w:numId w:val="8"/>
         </w:numPr>
+        <w:kinsoku w:val="0"/>
+        <w:wordWrap/>
+        <w:overflowPunct/>
+        <w:topLinePunct w:val="0"/>
+        <w:autoSpaceDE w:val="0"/>
+        <w:autoSpaceDN w:val="0"/>
+        <w:bidi w:val="0"/>
+        <w:adjustRightInd w:val="0"/>
+        <w:snapToGrid w:val="0"/>
         <w:ind w:left="425" w:leftChars="0" w:hanging="425" w:firstLineChars="0"/>
+        <w:textAlignment w:val="baseline"/>
         <w:rPr>
           <w:rFonts w:hint="default"/>
           <w:lang w:val="en-US" w:eastAsia="zh-CN"/>
@@ -4764,11 +6333,25 @@
     <w:p>
       <w:pPr>
         <w:pStyle w:val="29"/>
+        <w:keepNext w:val="0"/>
+        <w:keepLines w:val="0"/>
+        <w:pageBreakBefore w:val="0"/>
+        <w:widowControl w:val="0"/>
         <w:numPr>
           <w:ilvl w:val="0"/>
           <w:numId w:val="8"/>
         </w:numPr>
+        <w:kinsoku w:val="0"/>
+        <w:wordWrap/>
+        <w:overflowPunct/>
+        <w:topLinePunct w:val="0"/>
+        <w:autoSpaceDE w:val="0"/>
+        <w:autoSpaceDN w:val="0"/>
+        <w:bidi w:val="0"/>
+        <w:adjustRightInd w:val="0"/>
+        <w:snapToGrid w:val="0"/>
         <w:ind w:left="425" w:leftChars="0" w:hanging="425" w:firstLineChars="0"/>
+        <w:textAlignment w:val="baseline"/>
         <w:rPr>
           <w:rFonts w:hint="default"/>
           <w:lang w:val="en-US" w:eastAsia="zh-CN"/>
@@ -4785,11 +6368,25 @@
     <w:p>
       <w:pPr>
         <w:pStyle w:val="29"/>
+        <w:keepNext w:val="0"/>
+        <w:keepLines w:val="0"/>
+        <w:pageBreakBefore w:val="0"/>
+        <w:widowControl w:val="0"/>
         <w:numPr>
           <w:ilvl w:val="0"/>
           <w:numId w:val="8"/>
         </w:numPr>
+        <w:kinsoku w:val="0"/>
+        <w:wordWrap/>
+        <w:overflowPunct/>
+        <w:topLinePunct w:val="0"/>
+        <w:autoSpaceDE w:val="0"/>
+        <w:autoSpaceDN w:val="0"/>
+        <w:bidi w:val="0"/>
+        <w:adjustRightInd w:val="0"/>
+        <w:snapToGrid w:val="0"/>
         <w:ind w:left="425" w:leftChars="0" w:hanging="425" w:firstLineChars="0"/>
+        <w:textAlignment w:val="baseline"/>
         <w:rPr>
           <w:rFonts w:hint="default"/>
           <w:lang w:val="en-US" w:eastAsia="zh-CN"/>
@@ -4806,11 +6403,25 @@
     <w:p>
       <w:pPr>
         <w:pStyle w:val="29"/>
+        <w:keepNext w:val="0"/>
+        <w:keepLines w:val="0"/>
+        <w:pageBreakBefore w:val="0"/>
+        <w:widowControl w:val="0"/>
         <w:numPr>
           <w:ilvl w:val="0"/>
           <w:numId w:val="8"/>
         </w:numPr>
+        <w:kinsoku w:val="0"/>
+        <w:wordWrap/>
+        <w:overflowPunct/>
+        <w:topLinePunct w:val="0"/>
+        <w:autoSpaceDE w:val="0"/>
+        <w:autoSpaceDN w:val="0"/>
+        <w:bidi w:val="0"/>
+        <w:adjustRightInd w:val="0"/>
+        <w:snapToGrid w:val="0"/>
         <w:ind w:left="425" w:leftChars="0" w:hanging="425" w:firstLineChars="0"/>
+        <w:textAlignment w:val="baseline"/>
         <w:rPr>
           <w:rFonts w:hint="default"/>
           <w:lang w:val="en-US" w:eastAsia="zh-CN"/>
@@ -4827,7 +6438,20 @@
     <w:p>
       <w:pPr>
         <w:pStyle w:val="31"/>
-        <w:bidi w:val="0"/>
+        <w:keepNext w:val="0"/>
+        <w:keepLines w:val="0"/>
+        <w:pageBreakBefore w:val="0"/>
+        <w:widowControl w:val="0"/>
+        <w:kinsoku w:val="0"/>
+        <w:wordWrap/>
+        <w:overflowPunct/>
+        <w:topLinePunct w:val="0"/>
+        <w:autoSpaceDE w:val="0"/>
+        <w:autoSpaceDN w:val="0"/>
+        <w:bidi w:val="0"/>
+        <w:adjustRightInd w:val="0"/>
+        <w:snapToGrid w:val="0"/>
+        <w:textAlignment w:val="baseline"/>
         <w:rPr>
           <w:rFonts w:hint="default"/>
           <w:lang w:val="en-US" w:eastAsia="zh-CN"/>
@@ -5489,18 +7113,32 @@
     <w:p>
       <w:pPr>
         <w:pStyle w:val="29"/>
+        <w:keepNext w:val="0"/>
+        <w:keepLines w:val="0"/>
+        <w:pageBreakBefore w:val="0"/>
+        <w:widowControl w:val="0"/>
         <w:numPr>
+          <w:ilvl w:val="0"/>
           <w:numId w:val="0"/>
         </w:numPr>
+        <w:kinsoku w:val="0"/>
+        <w:wordWrap/>
+        <w:overflowPunct/>
+        <w:topLinePunct w:val="0"/>
+        <w:autoSpaceDE w:val="0"/>
+        <w:autoSpaceDN w:val="0"/>
+        <w:bidi w:val="0"/>
+        <w:adjustRightInd w:val="0"/>
+        <w:snapToGrid w:val="0"/>
         <w:ind w:leftChars="0"/>
-        <w:rPr>
-          <w:rFonts w:hint="default"/>
-          <w:lang w:val="en-US" w:eastAsia="zh-CN"/>
-        </w:rPr>
-      </w:pPr>
-      <w:bookmarkStart w:id="2" w:name="_GoBack"/>
-      <w:bookmarkEnd w:id="2"/>
-    </w:p>
+        <w:textAlignment w:val="baseline"/>
+        <w:rPr>
+          <w:rFonts w:hint="default"/>
+          <w:lang w:val="en-US" w:eastAsia="zh-CN"/>
+        </w:rPr>
+      </w:pPr>
+    </w:p>
+    <w:bookmarkEnd w:id="2"/>
     <w:sectPr>
       <w:headerReference r:id="rId5" w:type="default"/>
       <w:pgSz w:w="11906" w:h="16838"/>
